--- a/slides/article-2026-09-12.docx
+++ b/slides/article-2026-09-12.docx
@@ -3,6 +3,9 @@
 <w:document xmlns:wpc="http://schemas.microsoft.com/office/word/2010/wordprocessingCanvas" xmlns:mc="http://schemas.openxmlformats.org/markup-compatibility/2006" xmlns:o="urn:schemas-microsoft-com:office:office" xmlns:r="http://schemas.openxmlformats.org/officeDocument/2006/relationships" xmlns:m="http://schemas.openxmlformats.org/officeDocument/2006/math" xmlns:v="urn:schemas-microsoft-com:vml" xmlns:wp14="http://schemas.microsoft.com/office/word/2010/wordprocessingDrawing" xmlns:wp="http://schemas.openxmlformats.org/drawingml/2006/wordprocessingDrawing" xmlns:w10="urn:schemas-microsoft-com:office:word" xmlns:w="http://schemas.openxmlformats.org/wordprocessingml/2006/main" xmlns:w14="http://schemas.microsoft.com/office/word/2010/wordml" xmlns:w15="http://schemas.microsoft.com/office/word/2012/wordml" xmlns:wpg="http://schemas.microsoft.com/office/word/2010/wordprocessingGroup" xmlns:wpi="http://schemas.microsoft.com/office/word/2010/wordprocessingInk" xmlns:wne="http://schemas.microsoft.com/office/word/2006/wordml" xmlns:wps="http://schemas.microsoft.com/office/word/2010/wordprocessingShape" xmlns:cx="http://schemas.microsoft.com/office/drawing/2014/chartex" xmlns:cx1="http://schemas.microsoft.com/office/drawing/2015/9/8/chartex" xmlns:cx2="http://schemas.microsoft.com/office/drawing/2015/10/21/chartex" xmlns:cx3="http://schemas.microsoft.com/office/drawing/2016/5/9/chartex" xmlns:cx4="http://schemas.microsoft.com/office/drawing/2016/5/10/chartex" xmlns:cx5="http://schemas.microsoft.com/office/drawing/2016/5/11/chartex" xmlns:cx6="http://schemas.microsoft.com/office/drawing/2016/5/12/chartex" xmlns:cx7="http://schemas.microsoft.com/office/drawing/2016/5/13/chartex" xmlns:cx8="http://schemas.microsoft.com/office/drawing/2016/5/14/chartex" xmlns:aink="http://schemas.microsoft.com/office/drawing/2016/ink" xmlns:am3d="http://schemas.microsoft.com/office/drawing/2017/model3d" xmlns:w16cex="http://schemas.microsoft.com/office/word/2018/wordml/cex" xmlns:w16cid="http://schemas.microsoft.com/office/word/2016/wordml/cid" xmlns:w16="http://schemas.microsoft.com/office/word/2018/wordml" xmlns:w16sdtdh="http://schemas.microsoft.com/office/word/2020/wordml/sdtdatahash" xmlns:w16se="http://schemas.microsoft.com/office/word/2015/wordml/symex" mc:Ignorable="w14 w15 wp14">
   <w:body>
     <w:p>
+      <w:pPr>
+        <w:spacing w:after="80"/>
+      </w:pPr>
       <w:r>
         <w:rPr>
           <w:rFonts w:ascii="Calibri" w:cs="Calibri" w:eastAsia="Calibri" w:hAnsi="Calibri"/>
@@ -17,7 +20,7 @@
     </w:p>
     <w:p>
       <w:pPr>
-        <w:spacing w:after="80" w:before="120"/>
+        <w:spacing w:after="100" w:before="400"/>
       </w:pPr>
       <w:r>
         <w:rPr>
@@ -25,31 +28,33 @@
           <w:b/>
           <w:bCs/>
           <w:color w:val="14120F"/>
-          <w:sz w:val="56"/>
-          <w:szCs w:val="56"/>
-        </w:rPr>
-        <w:t xml:space="preserve">Piemonte: Benzina Nears €2.10 as Prices Keep Climbing</w:t>
-      </w:r>
-    </w:p>
-    <w:p>
-      <w:pPr>
-        <w:spacing w:after="240"/>
+          <w:sz w:val="60"/>
+          <w:szCs w:val="60"/>
+        </w:rPr>
+        <w:t xml:space="preserve">Piemonte: Four Fuels, Eight Weeks, One Clear Story</w:t>
+      </w:r>
+    </w:p>
+    <w:p>
+      <w:pPr>
+        <w:spacing w:after="320"/>
       </w:pPr>
       <w:r>
         <w:rPr>
           <w:rFonts w:ascii="Calibri" w:cs="Calibri" w:eastAsia="Calibri" w:hAnsi="Calibri"/>
+          <w:b w:val="false"/>
+          <w:bCs w:val="false"/>
           <w:i/>
           <w:iCs/>
           <w:color w:val="5B564C"/>
           <w:sz w:val="24"/>
           <w:szCs w:val="24"/>
         </w:rPr>
-        <w:t xml:space="preserve">Self-service Benzina and Gasolio in Piemonte have risen for over a week straight, tracking almost exactly with Italy's national average.</w:t>
+        <w:t xml:space="preserve">A full-quarter look at how Benzina, Gasolio, GPL and Metano have moved in Piemonte since tracking began — and how the region compares to the rest of Italy, fuel by fuel.</w:t>
       </w:r>
     </w:p>
     <w:tbl>
       <w:tblPr>
-        <w:tblW w:type="dxa" w:w="10000"/>
+        <w:tblW w:type="dxa" w:w="9000"/>
         <w:tblBorders>
           <w:top w:val="none" w:color="FFFFFF" w:sz="0"/>
           <w:left w:val="none" w:color="FFFFFF" w:sz="0"/>
@@ -60,15 +65,15 @@
         </w:tblBorders>
       </w:tblPr>
       <w:tblGrid>
-        <w:gridCol w:w="2500"/>
-        <w:gridCol w:w="2500"/>
-        <w:gridCol w:w="2500"/>
-        <w:gridCol w:w="2500"/>
+        <w:gridCol w:w="2250"/>
+        <w:gridCol w:w="2250"/>
+        <w:gridCol w:w="2250"/>
+        <w:gridCol w:w="2250"/>
       </w:tblGrid>
       <w:tr>
         <w:tc>
           <w:tcPr>
-            <w:tcW w:type="dxa" w:w="2500"/>
+            <w:tcW w:type="dxa" w:w="2250"/>
             <w:shd w:fill="F7EEDD" w:val="clear"/>
             <w:tcMar>
               <w:top w:type="dxa" w:w="160"/>
@@ -76,6 +81,7 @@
               <w:bottom w:type="dxa" w:w="160"/>
               <w:right w:type="dxa" w:w="180"/>
             </w:tcMar>
+            <w:vAlign w:val="top"/>
           </w:tcPr>
           <w:p>
             <w:r>
@@ -84,8 +90,8 @@
                 <w:b/>
                 <w:bCs/>
                 <w:color w:val="5B564C"/>
-                <w:sz w:val="16"/>
-                <w:szCs w:val="16"/>
+                <w:sz w:val="15"/>
+                <w:szCs w:val="15"/>
               </w:rPr>
               <w:t xml:space="preserve">BENZINA</w:t>
             </w:r>
@@ -100,8 +106,8 @@
                 <w:b/>
                 <w:bCs/>
                 <w:color w:val="14120F"/>
-                <w:sz w:val="32"/>
-                <w:szCs w:val="32"/>
+                <w:sz w:val="28"/>
+                <w:szCs w:val="28"/>
               </w:rPr>
               <w:t xml:space="preserve">€2.097</w:t>
             </w:r>
@@ -114,16 +120,16 @@
               <w:rPr>
                 <w:rFonts w:ascii="Calibri" w:cs="Calibri" w:eastAsia="Calibri" w:hAnsi="Calibri"/>
                 <w:color w:val="5B564C"/>
-                <w:sz w:val="18"/>
-                <w:szCs w:val="18"/>
-              </w:rPr>
-              <w:t xml:space="preserve">↑ +0.010 €/L</w:t>
-            </w:r>
-          </w:p>
-        </w:tc>
-        <w:tc>
-          <w:tcPr>
-            <w:tcW w:type="dxa" w:w="2500"/>
+                <w:sz w:val="17"/>
+                <w:szCs w:val="17"/>
+              </w:rPr>
+              <w:t xml:space="preserve">petrol</w:t>
+            </w:r>
+          </w:p>
+        </w:tc>
+        <w:tc>
+          <w:tcPr>
+            <w:tcW w:type="dxa" w:w="2250"/>
             <w:shd w:fill="F7EEDD" w:val="clear"/>
             <w:tcMar>
               <w:top w:type="dxa" w:w="160"/>
@@ -131,6 +137,7 @@
               <w:bottom w:type="dxa" w:w="160"/>
               <w:right w:type="dxa" w:w="180"/>
             </w:tcMar>
+            <w:vAlign w:val="top"/>
           </w:tcPr>
           <w:p>
             <w:r>
@@ -139,8 +146,8 @@
                 <w:b/>
                 <w:bCs/>
                 <w:color w:val="5B564C"/>
-                <w:sz w:val="16"/>
-                <w:szCs w:val="16"/>
+                <w:sz w:val="15"/>
+                <w:szCs w:val="15"/>
               </w:rPr>
               <w:t xml:space="preserve">GASOLIO</w:t>
             </w:r>
@@ -155,8 +162,8 @@
                 <w:b/>
                 <w:bCs/>
                 <w:color w:val="14120F"/>
-                <w:sz w:val="32"/>
-                <w:szCs w:val="32"/>
+                <w:sz w:val="28"/>
+                <w:szCs w:val="28"/>
               </w:rPr>
               <w:t xml:space="preserve">€2.218</w:t>
             </w:r>
@@ -169,16 +176,16 @@
               <w:rPr>
                 <w:rFonts w:ascii="Calibri" w:cs="Calibri" w:eastAsia="Calibri" w:hAnsi="Calibri"/>
                 <w:color w:val="5B564C"/>
-                <w:sz w:val="18"/>
-                <w:szCs w:val="18"/>
-              </w:rPr>
-              <w:t xml:space="preserve">↑ +0.010 €/L</w:t>
-            </w:r>
-          </w:p>
-        </w:tc>
-        <w:tc>
-          <w:tcPr>
-            <w:tcW w:type="dxa" w:w="2500"/>
+                <w:sz w:val="17"/>
+                <w:szCs w:val="17"/>
+              </w:rPr>
+              <w:t xml:space="preserve">diesel</w:t>
+            </w:r>
+          </w:p>
+        </w:tc>
+        <w:tc>
+          <w:tcPr>
+            <w:tcW w:type="dxa" w:w="2250"/>
             <w:shd w:fill="F7EEDD" w:val="clear"/>
             <w:tcMar>
               <w:top w:type="dxa" w:w="160"/>
@@ -186,6 +193,7 @@
               <w:bottom w:type="dxa" w:w="160"/>
               <w:right w:type="dxa" w:w="180"/>
             </w:tcMar>
+            <w:vAlign w:val="top"/>
           </w:tcPr>
           <w:p>
             <w:r>
@@ -194,10 +202,10 @@
                 <w:b/>
                 <w:bCs/>
                 <w:color w:val="5B564C"/>
-                <w:sz w:val="16"/>
-                <w:szCs w:val="16"/>
-              </w:rPr>
-              <w:t xml:space="preserve">REGISTERED STATIONS</w:t>
+                <w:sz w:val="15"/>
+                <w:szCs w:val="15"/>
+              </w:rPr>
+              <w:t xml:space="preserve">GPL</w:t>
             </w:r>
           </w:p>
           <w:p>
@@ -210,10 +218,10 @@
                 <w:b/>
                 <w:bCs/>
                 <w:color w:val="14120F"/>
-                <w:sz w:val="32"/>
-                <w:szCs w:val="32"/>
-              </w:rPr>
-              <w:t xml:space="preserve">1,849</w:t>
+                <w:sz w:val="28"/>
+                <w:szCs w:val="28"/>
+              </w:rPr>
+              <w:t xml:space="preserve">€0.702</w:t>
             </w:r>
           </w:p>
           <w:p>
@@ -224,16 +232,16 @@
               <w:rPr>
                 <w:rFonts w:ascii="Calibri" w:cs="Calibri" w:eastAsia="Calibri" w:hAnsi="Calibri"/>
                 <w:color w:val="5B564C"/>
-                <w:sz w:val="18"/>
-                <w:szCs w:val="18"/>
-              </w:rPr>
-              <w:t xml:space="preserve">Piemonte</w:t>
-            </w:r>
-          </w:p>
-        </w:tc>
-        <w:tc>
-          <w:tcPr>
-            <w:tcW w:type="dxa" w:w="2500"/>
+                <w:sz w:val="17"/>
+                <w:szCs w:val="17"/>
+              </w:rPr>
+              <w:t xml:space="preserve">LPG</w:t>
+            </w:r>
+          </w:p>
+        </w:tc>
+        <w:tc>
+          <w:tcPr>
+            <w:tcW w:type="dxa" w:w="2250"/>
             <w:shd w:fill="F7EEDD" w:val="clear"/>
             <w:tcMar>
               <w:top w:type="dxa" w:w="160"/>
@@ -241,6 +249,7 @@
               <w:bottom w:type="dxa" w:w="160"/>
               <w:right w:type="dxa" w:w="180"/>
             </w:tcMar>
+            <w:vAlign w:val="top"/>
           </w:tcPr>
           <w:p>
             <w:r>
@@ -249,10 +258,10 @@
                 <w:b/>
                 <w:bCs/>
                 <w:color w:val="5B564C"/>
-                <w:sz w:val="16"/>
-                <w:szCs w:val="16"/>
-              </w:rPr>
-              <w:t xml:space="preserve">REPORTING TODAY</w:t>
+                <w:sz w:val="15"/>
+                <w:szCs w:val="15"/>
+              </w:rPr>
+              <w:t xml:space="preserve">METANO</w:t>
             </w:r>
           </w:p>
           <w:p>
@@ -265,10 +274,10 @@
                 <w:b/>
                 <w:bCs/>
                 <w:color w:val="14120F"/>
-                <w:sz w:val="32"/>
-                <w:szCs w:val="32"/>
-              </w:rPr>
-              <w:t xml:space="preserve">1,679</w:t>
+                <w:sz w:val="28"/>
+                <w:szCs w:val="28"/>
+              </w:rPr>
+              <w:t xml:space="preserve">€1.700</w:t>
             </w:r>
           </w:p>
           <w:p>
@@ -279,10 +288,10 @@
               <w:rPr>
                 <w:rFonts w:ascii="Calibri" w:cs="Calibri" w:eastAsia="Calibri" w:hAnsi="Calibri"/>
                 <w:color w:val="5B564C"/>
-                <w:sz w:val="18"/>
-                <w:szCs w:val="18"/>
-              </w:rPr>
-              <w:t xml:space="preserve">Sep 11</w:t>
+                <w:sz w:val="17"/>
+                <w:szCs w:val="17"/>
+              </w:rPr>
+              <w:t xml:space="preserve">CNG</w:t>
             </w:r>
           </w:p>
         </w:tc>
@@ -290,21 +299,20 @@
     </w:tbl>
     <w:p>
       <w:pPr>
-        <w:spacing w:before="320"/>
-      </w:pPr>
-    </w:p>
-    <w:p>
-      <w:pPr>
         <w:spacing w:after="200"/>
       </w:pPr>
       <w:r>
         <w:rPr>
           <w:rFonts w:ascii="Calibri" w:cs="Calibri" w:eastAsia="Calibri" w:hAnsi="Calibri"/>
+          <w:b w:val="false"/>
+          <w:bCs w:val="false"/>
+          <w:i w:val="false"/>
+          <w:iCs w:val="false"/>
           <w:color w:val="14120F"/>
           <w:sz w:val="22"/>
           <w:szCs w:val="22"/>
         </w:rPr>
-        <w:t xml:space="preserve">Piemonte drivers paid an average of €2.0974 per liter for self-service Benzina and €2.2182 for self-service Gasolio on September 11, according to the latest Fuel Dashboard data. Both figures sit just under the national self-service average of €2.0982 for Benzina and €2.2216 for Gasolio — Piemonte is effectively tracking the rest of the country almost cent-for-cent, rather than running notably cheaper or pricier.</w:t>
+        <w:t xml:space="preserve"/>
       </w:r>
     </w:p>
     <w:p>
@@ -314,11 +322,70 @@
       <w:r>
         <w:rPr>
           <w:rFonts w:ascii="Calibri" w:cs="Calibri" w:eastAsia="Calibri" w:hAnsi="Calibri"/>
+          <w:b w:val="false"/>
+          <w:bCs w:val="false"/>
+          <w:i w:val="false"/>
+          <w:iCs w:val="false"/>
+          <w:color w:val="5B564C"/>
+          <w:sz w:val="18"/>
+          <w:szCs w:val="18"/>
+        </w:rPr>
+        <w:t xml:space="preserve">Registered stations: 1,849 · Reporting today: 1,679 (91%) · Sep 11</w:t>
+      </w:r>
+    </w:p>
+    <w:p>
+      <w:r>
+        <w:br w:type="page"/>
+      </w:r>
+    </w:p>
+    <w:p>
+      <w:pPr>
+        <w:spacing w:after="80"/>
+      </w:pPr>
+      <w:r>
+        <w:rPr>
+          <w:rFonts w:ascii="Calibri" w:cs="Calibri" w:eastAsia="Calibri" w:hAnsi="Calibri"/>
+          <w:b/>
+          <w:bCs/>
+          <w:color w:val="B9790A"/>
+          <w:sz w:val="18"/>
+          <w:szCs w:val="18"/>
+        </w:rPr>
+        <w:t xml:space="preserve">EXECUTIVE SUMMARY</w:t>
+      </w:r>
+    </w:p>
+    <w:p>
+      <w:pPr>
+        <w:spacing w:after="180" w:before="0"/>
+      </w:pPr>
+      <w:r>
+        <w:rPr>
+          <w:rFonts w:ascii="Cambria" w:cs="Cambria" w:eastAsia="Cambria" w:hAnsi="Cambria"/>
+          <w:b/>
+          <w:bCs/>
+          <w:color w:val="14120F"/>
+          <w:sz w:val="34"/>
+          <w:szCs w:val="34"/>
+        </w:rPr>
+        <w:t xml:space="preserve">Piemonte at a glance</w:t>
+      </w:r>
+    </w:p>
+    <w:p>
+      <w:pPr>
+        <w:spacing w:after="200"/>
+      </w:pPr>
+      <w:r>
+        <w:rPr>
+          <w:rFonts w:ascii="Calibri" w:cs="Calibri" w:eastAsia="Calibri" w:hAnsi="Calibri"/>
+          <w:b w:val="false"/>
+          <w:bCs w:val="false"/>
+          <w:i w:val="false"/>
+          <w:iCs w:val="false"/>
           <w:color w:val="14120F"/>
           <w:sz w:val="22"/>
           <w:szCs w:val="22"/>
         </w:rPr>
-        <w:t xml:space="preserve">The bigger story is direction: Benzina has risen every single day the dashboard has tracked over the past two weeks, climbing from €2.0316 on September 1 to €2.0974 on September 11 — nearly 7 cents in ten days, including a full cent jump in just the last 24 hours. Gasolio has followed the same steady climb, up from €2.154 to €2.2182 over the same stretch. Meanwhile the region's station network stayed essentially flat: 1,849 registered stations, with 1,679 (about 91%) actively reporting prices today — a sign the local network is healthy and consistently reporting even as prices move.</w:t>
+        <w:t xml:space="preserve">Piemonte drivers paid €2.097 for self-service Benzina and €2.218 for Gasolio on September 11 — both essentially tied with the national self-service average (€2.098 and €2.222 respectively), a fraction of a cent apart in either direction. On the surface, Piemonte looks like an unremarkable, right-in-the-middle region.</w:t>
       </w:r>
     </w:p>
     <w:p>
@@ -328,16 +395,20 @@
       <w:r>
         <w:rPr>
           <w:rFonts w:ascii="Calibri" w:cs="Calibri" w:eastAsia="Calibri" w:hAnsi="Calibri"/>
+          <w:b w:val="false"/>
+          <w:bCs w:val="false"/>
+          <w:i w:val="false"/>
+          <w:iCs w:val="false"/>
           <w:color w:val="14120F"/>
           <w:sz w:val="22"/>
           <w:szCs w:val="22"/>
         </w:rPr>
-        <w:t xml:space="preserve">Tracking one region in this kind of daily detail — full price history, station-by-station reporting rates, and a same-day comparison to the national average — would be a heavy lift to maintain by hand in a spreadsheet, updated once and then left stale. Fuel Dashboard instead rebuilds itself automatically every day, pulling fresh MIMIT data, recomputing every region, and generating this very analysis — built with Claude Code, no manual upkeep required.</w:t>
-      </w:r>
-    </w:p>
-    <w:p>
-      <w:pPr>
-        <w:spacing w:after="240" w:before="120"/>
+        <w:t xml:space="preserve">Zoom out to the eight weeks of data Fuel Dashboard has now tracked for the region, and a sharper picture appears. Benzina is up 5.4% since the week of July 20, almost exactly matching Italy's 5.3% national rise — but Metano has climbed 15.0% over the same stretch, outpacing the national increase of 12.8%. GPL, meanwhile, is one of the only fuel/region combinations tracked this quarter that's gotten cheaper, down 1.5% regionally versus a smaller 0.5% national dip. This report walks through all four fuels individually, region against country, week by week.</w:t>
+      </w:r>
+    </w:p>
+    <w:p>
+      <w:pPr>
+        <w:spacing w:after="200" w:before="200"/>
         <w:jc w:val="center"/>
       </w:pPr>
       <w:r>
@@ -351,28 +422,366 @@
           <w:sz w:val="30"/>
           <w:szCs w:val="30"/>
         </w:rPr>
-        <w:t xml:space="preserve">Piemonte's Benzina has risen every day this month — up nearly 7 cents since September 1.</w:t>
-      </w:r>
-    </w:p>
-    <w:p>
-      <w:pPr>
-        <w:spacing w:after="120" w:before="120"/>
+        <w:t xml:space="preserve">Metano rose 15% in Piemonte this quarter — faster than the national average, and invisible in any single day-over-day number.</w:t>
+      </w:r>
+    </w:p>
+    <w:p>
+      <w:r>
+        <w:br w:type="page"/>
+      </w:r>
+    </w:p>
+    <w:p>
+      <w:pPr>
+        <w:spacing w:after="80"/>
       </w:pPr>
       <w:r>
         <w:rPr>
           <w:rFonts w:ascii="Calibri" w:cs="Calibri" w:eastAsia="Calibri" w:hAnsi="Calibri"/>
           <w:b/>
           <w:bCs/>
+          <w:color w:val="B9790A"/>
+          <w:sz w:val="18"/>
+          <w:szCs w:val="18"/>
+        </w:rPr>
+        <w:t xml:space="preserve">FUEL SPOTLIGHT · BENZINA (petrol)</w:t>
+      </w:r>
+    </w:p>
+    <w:p>
+      <w:pPr>
+        <w:spacing w:after="180" w:before="0"/>
+      </w:pPr>
+      <w:r>
+        <w:rPr>
+          <w:rFonts w:ascii="Cambria" w:cs="Cambria" w:eastAsia="Cambria" w:hAnsi="Cambria"/>
+          <w:b/>
+          <w:bCs/>
+          <w:color w:val="2A78D6"/>
+          <w:sz w:val="34"/>
+          <w:szCs w:val="34"/>
+        </w:rPr>
+        <w:t xml:space="preserve">Benzina: tracking the nation almost cent-for-cent</w:t>
+      </w:r>
+    </w:p>
+    <w:tbl>
+      <w:tblPr>
+        <w:tblW w:type="dxa" w:w="9000"/>
+        <w:tblBorders>
+          <w:top w:val="none" w:color="FFFFFF" w:sz="0"/>
+          <w:left w:val="none" w:color="FFFFFF" w:sz="0"/>
+          <w:bottom w:val="none" w:color="FFFFFF" w:sz="0"/>
+          <w:right w:val="none" w:color="FFFFFF" w:sz="0"/>
+          <w:insideH w:val="none" w:color="FFFFFF" w:sz="0"/>
+          <w:insideV w:val="none" w:color="FFFFFF" w:sz="0"/>
+        </w:tblBorders>
+      </w:tblPr>
+      <w:tblGrid>
+        <w:gridCol w:w="2250"/>
+        <w:gridCol w:w="2250"/>
+        <w:gridCol w:w="2250"/>
+        <w:gridCol w:w="2250"/>
+      </w:tblGrid>
+      <w:tr>
+        <w:tc>
+          <w:tcPr>
+            <w:tcW w:type="dxa" w:w="2250"/>
+            <w:shd w:fill="F7EEDD" w:val="clear"/>
+            <w:tcMar>
+              <w:top w:type="dxa" w:w="160"/>
+              <w:left w:type="dxa" w:w="180"/>
+              <w:bottom w:type="dxa" w:w="160"/>
+              <w:right w:type="dxa" w:w="180"/>
+            </w:tcMar>
+            <w:vAlign w:val="top"/>
+          </w:tcPr>
+          <w:p>
+            <w:r>
+              <w:rPr>
+                <w:rFonts w:ascii="Calibri" w:cs="Calibri" w:eastAsia="Calibri" w:hAnsi="Calibri"/>
+                <w:b/>
+                <w:bCs/>
+                <w:color w:val="5B564C"/>
+                <w:sz w:val="15"/>
+                <w:szCs w:val="15"/>
+              </w:rPr>
+              <w:t xml:space="preserve">LATEST SELF-SERVICE</w:t>
+            </w:r>
+          </w:p>
+          <w:p>
+            <w:pPr>
+              <w:spacing w:before="60"/>
+            </w:pPr>
+            <w:r>
+              <w:rPr>
+                <w:rFonts w:ascii="Calibri" w:cs="Calibri" w:eastAsia="Calibri" w:hAnsi="Calibri"/>
+                <w:b/>
+                <w:bCs/>
+                <w:color w:val="14120F"/>
+                <w:sz w:val="28"/>
+                <w:szCs w:val="28"/>
+              </w:rPr>
+              <w:t xml:space="preserve">€2.097</w:t>
+            </w:r>
+          </w:p>
+          <w:p>
+            <w:pPr>
+              <w:spacing w:before="40"/>
+            </w:pPr>
+            <w:r>
+              <w:rPr>
+                <w:rFonts w:ascii="Calibri" w:cs="Calibri" w:eastAsia="Calibri" w:hAnsi="Calibri"/>
+                <w:color w:val="5B564C"/>
+                <w:sz w:val="17"/>
+                <w:szCs w:val="17"/>
+              </w:rPr>
+              <w:t xml:space="preserve">Sep 11</w:t>
+            </w:r>
+          </w:p>
+        </w:tc>
+        <w:tc>
+          <w:tcPr>
+            <w:tcW w:type="dxa" w:w="2250"/>
+            <w:shd w:fill="F7EEDD" w:val="clear"/>
+            <w:tcMar>
+              <w:top w:type="dxa" w:w="160"/>
+              <w:left w:type="dxa" w:w="180"/>
+              <w:bottom w:type="dxa" w:w="160"/>
+              <w:right w:type="dxa" w:w="180"/>
+            </w:tcMar>
+            <w:vAlign w:val="top"/>
+          </w:tcPr>
+          <w:p>
+            <w:r>
+              <w:rPr>
+                <w:rFonts w:ascii="Calibri" w:cs="Calibri" w:eastAsia="Calibri" w:hAnsi="Calibri"/>
+                <w:b/>
+                <w:bCs/>
+                <w:color w:val="5B564C"/>
+                <w:sz w:val="15"/>
+                <w:szCs w:val="15"/>
+              </w:rPr>
+              <w:t xml:space="preserve">VS. YESTERDAY</w:t>
+            </w:r>
+          </w:p>
+          <w:p>
+            <w:pPr>
+              <w:spacing w:before="60"/>
+            </w:pPr>
+            <w:r>
+              <w:rPr>
+                <w:rFonts w:ascii="Calibri" w:cs="Calibri" w:eastAsia="Calibri" w:hAnsi="Calibri"/>
+                <w:b/>
+                <w:bCs/>
+                <w:color w:val="14120F"/>
+                <w:sz w:val="28"/>
+                <w:szCs w:val="28"/>
+              </w:rPr>
+              <w:t xml:space="preserve">↑ +0.010 €/L</w:t>
+            </w:r>
+          </w:p>
+          <w:p>
+            <w:pPr>
+              <w:spacing w:before="40"/>
+            </w:pPr>
+            <w:r>
+              <w:rPr>
+                <w:rFonts w:ascii="Calibri" w:cs="Calibri" w:eastAsia="Calibri" w:hAnsi="Calibri"/>
+                <w:color w:val="5B564C"/>
+                <w:sz w:val="17"/>
+                <w:szCs w:val="17"/>
+              </w:rPr>
+              <w:t xml:space="preserve">day-over-day</w:t>
+            </w:r>
+          </w:p>
+        </w:tc>
+        <w:tc>
+          <w:tcPr>
+            <w:tcW w:type="dxa" w:w="2250"/>
+            <w:shd w:fill="F7EEDD" w:val="clear"/>
+            <w:tcMar>
+              <w:top w:type="dxa" w:w="160"/>
+              <w:left w:type="dxa" w:w="180"/>
+              <w:bottom w:type="dxa" w:w="160"/>
+              <w:right w:type="dxa" w:w="180"/>
+            </w:tcMar>
+            <w:vAlign w:val="top"/>
+          </w:tcPr>
+          <w:p>
+            <w:r>
+              <w:rPr>
+                <w:rFonts w:ascii="Calibri" w:cs="Calibri" w:eastAsia="Calibri" w:hAnsi="Calibri"/>
+                <w:b/>
+                <w:bCs/>
+                <w:color w:val="5B564C"/>
+                <w:sz w:val="15"/>
+                <w:szCs w:val="15"/>
+              </w:rPr>
+              <w:t xml:space="preserve">SINCE JUL 20</w:t>
+            </w:r>
+          </w:p>
+          <w:p>
+            <w:pPr>
+              <w:spacing w:before="60"/>
+            </w:pPr>
+            <w:r>
+              <w:rPr>
+                <w:rFonts w:ascii="Calibri" w:cs="Calibri" w:eastAsia="Calibri" w:hAnsi="Calibri"/>
+                <w:b/>
+                <w:bCs/>
+                <w:color w:val="14120F"/>
+                <w:sz w:val="28"/>
+                <w:szCs w:val="28"/>
+              </w:rPr>
+              <w:t xml:space="preserve">+5.4%</w:t>
+            </w:r>
+          </w:p>
+          <w:p>
+            <w:pPr>
+              <w:spacing w:before="40"/>
+            </w:pPr>
+            <w:r>
+              <w:rPr>
+                <w:rFonts w:ascii="Calibri" w:cs="Calibri" w:eastAsia="Calibri" w:hAnsi="Calibri"/>
+                <w:color w:val="5B564C"/>
+                <w:sz w:val="17"/>
+                <w:szCs w:val="17"/>
+              </w:rPr>
+              <w:t xml:space="preserve">Piemonte, weekly avg</w:t>
+            </w:r>
+          </w:p>
+        </w:tc>
+        <w:tc>
+          <w:tcPr>
+            <w:tcW w:type="dxa" w:w="2250"/>
+            <w:shd w:fill="F7EEDD" w:val="clear"/>
+            <w:tcMar>
+              <w:top w:type="dxa" w:w="160"/>
+              <w:left w:type="dxa" w:w="180"/>
+              <w:bottom w:type="dxa" w:w="160"/>
+              <w:right w:type="dxa" w:w="180"/>
+            </w:tcMar>
+            <w:vAlign w:val="top"/>
+          </w:tcPr>
+          <w:p>
+            <w:r>
+              <w:rPr>
+                <w:rFonts w:ascii="Calibri" w:cs="Calibri" w:eastAsia="Calibri" w:hAnsi="Calibri"/>
+                <w:b/>
+                <w:bCs/>
+                <w:color w:val="5B564C"/>
+                <w:sz w:val="15"/>
+                <w:szCs w:val="15"/>
+              </w:rPr>
+              <w:t xml:space="preserve">ITALY, SAME SPAN</w:t>
+            </w:r>
+          </w:p>
+          <w:p>
+            <w:pPr>
+              <w:spacing w:before="60"/>
+            </w:pPr>
+            <w:r>
+              <w:rPr>
+                <w:rFonts w:ascii="Calibri" w:cs="Calibri" w:eastAsia="Calibri" w:hAnsi="Calibri"/>
+                <w:b/>
+                <w:bCs/>
+                <w:color w:val="14120F"/>
+                <w:sz w:val="28"/>
+                <w:szCs w:val="28"/>
+              </w:rPr>
+              <w:t xml:space="preserve">+5.3%</w:t>
+            </w:r>
+          </w:p>
+          <w:p>
+            <w:pPr>
+              <w:spacing w:before="40"/>
+            </w:pPr>
+            <w:r>
+              <w:rPr>
+                <w:rFonts w:ascii="Calibri" w:cs="Calibri" w:eastAsia="Calibri" w:hAnsi="Calibri"/>
+                <w:color w:val="5B564C"/>
+                <w:sz w:val="17"/>
+                <w:szCs w:val="17"/>
+              </w:rPr>
+              <w:t xml:space="preserve">national weekly avg</w:t>
+            </w:r>
+          </w:p>
+        </w:tc>
+      </w:tr>
+    </w:tbl>
+    <w:p>
+      <w:pPr>
+        <w:spacing w:after="200"/>
+      </w:pPr>
+      <w:r>
+        <w:rPr>
+          <w:rFonts w:ascii="Calibri" w:cs="Calibri" w:eastAsia="Calibri" w:hAnsi="Calibri"/>
+          <w:b w:val="false"/>
+          <w:bCs w:val="false"/>
+          <w:i w:val="false"/>
+          <w:iCs w:val="false"/>
+          <w:color w:val="14120F"/>
+          <w:sz w:val="22"/>
+          <w:szCs w:val="22"/>
+        </w:rPr>
+        <w:t xml:space="preserve"/>
+      </w:r>
+    </w:p>
+    <w:p>
+      <w:pPr>
+        <w:spacing w:after="200"/>
+      </w:pPr>
+      <w:r>
+        <w:rPr>
+          <w:rFonts w:ascii="Calibri" w:cs="Calibri" w:eastAsia="Calibri" w:hAnsi="Calibri"/>
+          <w:b w:val="false"/>
+          <w:bCs w:val="false"/>
+          <w:i w:val="false"/>
+          <w:iCs w:val="false"/>
+          <w:color w:val="14120F"/>
+          <w:sz w:val="22"/>
+          <w:szCs w:val="22"/>
+        </w:rPr>
+        <w:t xml:space="preserve">Piemonte's self-service Benzina closed at €2.0974 per litre on September 11, up €0.0103 from the day before and just €0.0008 below the national self-service average of €2.0982 — as close a match to the rest of the country as this dashboard is likely to find.</w:t>
+      </w:r>
+    </w:p>
+    <w:p>
+      <w:pPr>
+        <w:spacing w:after="200"/>
+      </w:pPr>
+      <w:r>
+        <w:rPr>
+          <w:rFonts w:ascii="Calibri" w:cs="Calibri" w:eastAsia="Calibri" w:hAnsi="Calibri"/>
+          <w:b w:val="false"/>
+          <w:bCs w:val="false"/>
+          <w:i w:val="false"/>
+          <w:iCs w:val="false"/>
+          <w:color w:val="14120F"/>
+          <w:sz w:val="22"/>
+          <w:szCs w:val="22"/>
+        </w:rPr>
+        <w:t xml:space="preserve">The week-by-week view tells the real story: Benzina in Piemonte rose from a €1.9729 average in the week of July 20 to €2.0786 in the week of September 7 — a 5.4% increase over eight weeks, running almost exactly parallel to Italy's own 5.3% national climb over the same period. Whatever is driving pump prices up nationally is landing in Piemonte with very little regional distortion.</w:t>
+      </w:r>
+    </w:p>
+    <w:p>
+      <w:pPr>
+        <w:spacing w:after="120"/>
+      </w:pPr>
+      <w:r>
+        <w:rPr>
+          <w:rFonts w:ascii="Calibri" w:cs="Calibri" w:eastAsia="Calibri" w:hAnsi="Calibri"/>
+          <w:b/>
+          <w:bCs/>
+          <w:i w:val="false"/>
+          <w:iCs w:val="false"/>
           <w:color w:val="5B564C"/>
           <w:sz w:val="18"/>
           <w:szCs w:val="18"/>
         </w:rPr>
-        <w:t xml:space="preserve">Last 7 tracked days in Piemonte — self-service average</w:t>
+        <w:t xml:space="preserve">Weekly self-service average, Piemonte vs. Italy</w:t>
       </w:r>
     </w:p>
     <w:tbl>
       <w:tblPr>
-        <w:tblW w:type="dxa" w:w="6000"/>
+        <w:tblW w:type="dxa" w:w="9000"/>
         <w:tblBorders>
           <w:top w:val="single" w:color="auto" w:sz="4"/>
           <w:left w:val="single" w:color="auto" w:sz="4"/>
@@ -383,14 +792,15 @@
         </w:tblBorders>
       </w:tblPr>
       <w:tblGrid>
-        <w:gridCol w:w="2000"/>
-        <w:gridCol w:w="2000"/>
-        <w:gridCol w:w="2000"/>
+        <w:gridCol w:w="1800"/>
+        <w:gridCol w:w="2400"/>
+        <w:gridCol w:w="2400"/>
+        <w:gridCol w:w="2400"/>
       </w:tblGrid>
       <w:tr>
         <w:tc>
           <w:tcPr>
-            <w:tcW w:type="dxa" w:w="2000"/>
+            <w:tcW w:type="dxa" w:w="1800"/>
             <w:shd w:fill="F0EDE6" w:val="clear"/>
           </w:tcPr>
           <w:p>
@@ -399,16 +809,16 @@
                 <w:rFonts w:ascii="Calibri" w:cs="Calibri" w:eastAsia="Calibri" w:hAnsi="Calibri"/>
                 <w:b/>
                 <w:bCs/>
-                <w:sz w:val="20"/>
-                <w:szCs w:val="20"/>
-              </w:rPr>
-              <w:t xml:space="preserve">Date</w:t>
-            </w:r>
-          </w:p>
-        </w:tc>
-        <w:tc>
-          <w:tcPr>
-            <w:tcW w:type="dxa" w:w="2000"/>
+                <w:sz w:val="18"/>
+                <w:szCs w:val="18"/>
+              </w:rPr>
+              <w:t xml:space="preserve">Week of</w:t>
+            </w:r>
+          </w:p>
+        </w:tc>
+        <w:tc>
+          <w:tcPr>
+            <w:tcW w:type="dxa" w:w="2400"/>
             <w:shd w:fill="F0EDE6" w:val="clear"/>
           </w:tcPr>
           <w:p>
@@ -417,16 +827,16 @@
                 <w:rFonts w:ascii="Calibri" w:cs="Calibri" w:eastAsia="Calibri" w:hAnsi="Calibri"/>
                 <w:b/>
                 <w:bCs/>
-                <w:sz w:val="20"/>
-                <w:szCs w:val="20"/>
-              </w:rPr>
-              <w:t xml:space="preserve">Benzina</w:t>
-            </w:r>
-          </w:p>
-        </w:tc>
-        <w:tc>
-          <w:tcPr>
-            <w:tcW w:type="dxa" w:w="2000"/>
+                <w:sz w:val="18"/>
+                <w:szCs w:val="18"/>
+              </w:rPr>
+              <w:t xml:space="preserve">Benzina — Region</w:t>
+            </w:r>
+          </w:p>
+        </w:tc>
+        <w:tc>
+          <w:tcPr>
+            <w:tcW w:type="dxa" w:w="2400"/>
             <w:shd w:fill="F0EDE6" w:val="clear"/>
           </w:tcPr>
           <w:p>
@@ -435,10 +845,28 @@
                 <w:rFonts w:ascii="Calibri" w:cs="Calibri" w:eastAsia="Calibri" w:hAnsi="Calibri"/>
                 <w:b/>
                 <w:bCs/>
-                <w:sz w:val="20"/>
-                <w:szCs w:val="20"/>
-              </w:rPr>
-              <w:t xml:space="preserve">Gasolio</w:t>
+                <w:sz w:val="18"/>
+                <w:szCs w:val="18"/>
+              </w:rPr>
+              <w:t xml:space="preserve">Benzina — Italy</w:t>
+            </w:r>
+          </w:p>
+        </w:tc>
+        <w:tc>
+          <w:tcPr>
+            <w:tcW w:type="dxa" w:w="2400"/>
+            <w:shd w:fill="F0EDE6" w:val="clear"/>
+          </w:tcPr>
+          <w:p>
+            <w:r>
+              <w:rPr>
+                <w:rFonts w:ascii="Calibri" w:cs="Calibri" w:eastAsia="Calibri" w:hAnsi="Calibri"/>
+                <w:b/>
+                <w:bCs/>
+                <w:sz w:val="18"/>
+                <w:szCs w:val="18"/>
+              </w:rPr>
+              <w:t xml:space="preserve">Region vs. Italy</w:t>
             </w:r>
           </w:p>
         </w:tc>
@@ -446,48 +874,65 @@
       <w:tr>
         <w:tc>
           <w:tcPr>
-            <w:tcW w:type="dxa" w:w="2000"/>
-          </w:tcPr>
-          <w:p>
-            <w:r>
-              <w:rPr>
-                <w:rFonts w:ascii="Calibri" w:cs="Calibri" w:eastAsia="Calibri" w:hAnsi="Calibri"/>
-                <w:sz w:val="20"/>
-                <w:szCs w:val="20"/>
-              </w:rPr>
-              <w:t xml:space="preserve">Sep 1</w:t>
-            </w:r>
-          </w:p>
-        </w:tc>
-        <w:tc>
-          <w:tcPr>
-            <w:tcW w:type="dxa" w:w="2000"/>
+            <w:tcW w:type="dxa" w:w="1800"/>
+          </w:tcPr>
+          <w:p>
+            <w:r>
+              <w:rPr>
+                <w:rFonts w:ascii="Calibri" w:cs="Calibri" w:eastAsia="Calibri" w:hAnsi="Calibri"/>
+                <w:color w:val="14120F"/>
+                <w:sz w:val="18"/>
+                <w:szCs w:val="18"/>
+              </w:rPr>
+              <w:t xml:space="preserve">Jul 20</w:t>
+            </w:r>
+          </w:p>
+        </w:tc>
+        <w:tc>
+          <w:tcPr>
+            <w:tcW w:type="dxa" w:w="2400"/>
           </w:tcPr>
           <w:p>
             <w:r>
               <w:rPr>
                 <w:rFonts w:ascii="Calibri" w:cs="Calibri" w:eastAsia="Calibri" w:hAnsi="Calibri"/>
                 <w:color w:val="2A78D6"/>
-                <w:sz w:val="20"/>
-                <w:szCs w:val="20"/>
-              </w:rPr>
-              <w:t xml:space="preserve">€2.032</w:t>
-            </w:r>
-          </w:p>
-        </w:tc>
-        <w:tc>
-          <w:tcPr>
-            <w:tcW w:type="dxa" w:w="2000"/>
-          </w:tcPr>
-          <w:p>
-            <w:r>
-              <w:rPr>
-                <w:rFonts w:ascii="Calibri" w:cs="Calibri" w:eastAsia="Calibri" w:hAnsi="Calibri"/>
-                <w:color w:val="1BAF7A"/>
-                <w:sz w:val="20"/>
-                <w:szCs w:val="20"/>
-              </w:rPr>
-              <w:t xml:space="preserve">€2.154</w:t>
+                <w:sz w:val="18"/>
+                <w:szCs w:val="18"/>
+              </w:rPr>
+              <w:t xml:space="preserve">€1.973</w:t>
+            </w:r>
+          </w:p>
+        </w:tc>
+        <w:tc>
+          <w:tcPr>
+            <w:tcW w:type="dxa" w:w="2400"/>
+          </w:tcPr>
+          <w:p>
+            <w:r>
+              <w:rPr>
+                <w:rFonts w:ascii="Calibri" w:cs="Calibri" w:eastAsia="Calibri" w:hAnsi="Calibri"/>
+                <w:color w:val="14120F"/>
+                <w:sz w:val="18"/>
+                <w:szCs w:val="18"/>
+              </w:rPr>
+              <w:t xml:space="preserve">€1.976</w:t>
+            </w:r>
+          </w:p>
+        </w:tc>
+        <w:tc>
+          <w:tcPr>
+            <w:tcW w:type="dxa" w:w="2400"/>
+          </w:tcPr>
+          <w:p>
+            <w:r>
+              <w:rPr>
+                <w:rFonts w:ascii="Calibri" w:cs="Calibri" w:eastAsia="Calibri" w:hAnsi="Calibri"/>
+                <w:color w:val="14120F"/>
+                <w:sz w:val="18"/>
+                <w:szCs w:val="18"/>
+              </w:rPr>
+              <w:t xml:space="preserve">↓ -0.003 €/L</w:t>
             </w:r>
           </w:p>
         </w:tc>
@@ -495,48 +940,65 @@
       <w:tr>
         <w:tc>
           <w:tcPr>
-            <w:tcW w:type="dxa" w:w="2000"/>
-          </w:tcPr>
-          <w:p>
-            <w:r>
-              <w:rPr>
-                <w:rFonts w:ascii="Calibri" w:cs="Calibri" w:eastAsia="Calibri" w:hAnsi="Calibri"/>
-                <w:sz w:val="20"/>
-                <w:szCs w:val="20"/>
-              </w:rPr>
-              <w:t xml:space="preserve">Sep 3</w:t>
-            </w:r>
-          </w:p>
-        </w:tc>
-        <w:tc>
-          <w:tcPr>
-            <w:tcW w:type="dxa" w:w="2000"/>
+            <w:tcW w:type="dxa" w:w="1800"/>
+          </w:tcPr>
+          <w:p>
+            <w:r>
+              <w:rPr>
+                <w:rFonts w:ascii="Calibri" w:cs="Calibri" w:eastAsia="Calibri" w:hAnsi="Calibri"/>
+                <w:color w:val="14120F"/>
+                <w:sz w:val="18"/>
+                <w:szCs w:val="18"/>
+              </w:rPr>
+              <w:t xml:space="preserve">Jul 27</w:t>
+            </w:r>
+          </w:p>
+        </w:tc>
+        <w:tc>
+          <w:tcPr>
+            <w:tcW w:type="dxa" w:w="2400"/>
           </w:tcPr>
           <w:p>
             <w:r>
               <w:rPr>
                 <w:rFonts w:ascii="Calibri" w:cs="Calibri" w:eastAsia="Calibri" w:hAnsi="Calibri"/>
                 <w:color w:val="2A78D6"/>
-                <w:sz w:val="20"/>
-                <w:szCs w:val="20"/>
-              </w:rPr>
-              <w:t xml:space="preserve">€2.049</w:t>
-            </w:r>
-          </w:p>
-        </w:tc>
-        <w:tc>
-          <w:tcPr>
-            <w:tcW w:type="dxa" w:w="2000"/>
-          </w:tcPr>
-          <w:p>
-            <w:r>
-              <w:rPr>
-                <w:rFonts w:ascii="Calibri" w:cs="Calibri" w:eastAsia="Calibri" w:hAnsi="Calibri"/>
-                <w:color w:val="1BAF7A"/>
-                <w:sz w:val="20"/>
-                <w:szCs w:val="20"/>
-              </w:rPr>
-              <w:t xml:space="preserve">€2.171</w:t>
+                <w:sz w:val="18"/>
+                <w:szCs w:val="18"/>
+              </w:rPr>
+              <w:t xml:space="preserve">€2.002</w:t>
+            </w:r>
+          </w:p>
+        </w:tc>
+        <w:tc>
+          <w:tcPr>
+            <w:tcW w:type="dxa" w:w="2400"/>
+          </w:tcPr>
+          <w:p>
+            <w:r>
+              <w:rPr>
+                <w:rFonts w:ascii="Calibri" w:cs="Calibri" w:eastAsia="Calibri" w:hAnsi="Calibri"/>
+                <w:color w:val="14120F"/>
+                <w:sz w:val="18"/>
+                <w:szCs w:val="18"/>
+              </w:rPr>
+              <w:t xml:space="preserve">€2.003</w:t>
+            </w:r>
+          </w:p>
+        </w:tc>
+        <w:tc>
+          <w:tcPr>
+            <w:tcW w:type="dxa" w:w="2400"/>
+          </w:tcPr>
+          <w:p>
+            <w:r>
+              <w:rPr>
+                <w:rFonts w:ascii="Calibri" w:cs="Calibri" w:eastAsia="Calibri" w:hAnsi="Calibri"/>
+                <w:color w:val="14120F"/>
+                <w:sz w:val="18"/>
+                <w:szCs w:val="18"/>
+              </w:rPr>
+              <w:t xml:space="preserve">↓ -0.002 €/L</w:t>
             </w:r>
           </w:p>
         </w:tc>
@@ -544,48 +1006,65 @@
       <w:tr>
         <w:tc>
           <w:tcPr>
-            <w:tcW w:type="dxa" w:w="2000"/>
-          </w:tcPr>
-          <w:p>
-            <w:r>
-              <w:rPr>
-                <w:rFonts w:ascii="Calibri" w:cs="Calibri" w:eastAsia="Calibri" w:hAnsi="Calibri"/>
-                <w:sz w:val="20"/>
-                <w:szCs w:val="20"/>
-              </w:rPr>
-              <w:t xml:space="preserve">Sep 7</w:t>
-            </w:r>
-          </w:p>
-        </w:tc>
-        <w:tc>
-          <w:tcPr>
-            <w:tcW w:type="dxa" w:w="2000"/>
+            <w:tcW w:type="dxa" w:w="1800"/>
+          </w:tcPr>
+          <w:p>
+            <w:r>
+              <w:rPr>
+                <w:rFonts w:ascii="Calibri" w:cs="Calibri" w:eastAsia="Calibri" w:hAnsi="Calibri"/>
+                <w:color w:val="14120F"/>
+                <w:sz w:val="18"/>
+                <w:szCs w:val="18"/>
+              </w:rPr>
+              <w:t xml:space="preserve">Aug 3</w:t>
+            </w:r>
+          </w:p>
+        </w:tc>
+        <w:tc>
+          <w:tcPr>
+            <w:tcW w:type="dxa" w:w="2400"/>
           </w:tcPr>
           <w:p>
             <w:r>
               <w:rPr>
                 <w:rFonts w:ascii="Calibri" w:cs="Calibri" w:eastAsia="Calibri" w:hAnsi="Calibri"/>
                 <w:color w:val="2A78D6"/>
-                <w:sz w:val="20"/>
-                <w:szCs w:val="20"/>
-              </w:rPr>
-              <w:t xml:space="preserve">€2.063</w:t>
-            </w:r>
-          </w:p>
-        </w:tc>
-        <w:tc>
-          <w:tcPr>
-            <w:tcW w:type="dxa" w:w="2000"/>
-          </w:tcPr>
-          <w:p>
-            <w:r>
-              <w:rPr>
-                <w:rFonts w:ascii="Calibri" w:cs="Calibri" w:eastAsia="Calibri" w:hAnsi="Calibri"/>
-                <w:color w:val="1BAF7A"/>
-                <w:sz w:val="20"/>
-                <w:szCs w:val="20"/>
-              </w:rPr>
-              <w:t xml:space="preserve">€2.189</w:t>
+                <w:sz w:val="18"/>
+                <w:szCs w:val="18"/>
+              </w:rPr>
+              <w:t xml:space="preserve">€2.003</w:t>
+            </w:r>
+          </w:p>
+        </w:tc>
+        <w:tc>
+          <w:tcPr>
+            <w:tcW w:type="dxa" w:w="2400"/>
+          </w:tcPr>
+          <w:p>
+            <w:r>
+              <w:rPr>
+                <w:rFonts w:ascii="Calibri" w:cs="Calibri" w:eastAsia="Calibri" w:hAnsi="Calibri"/>
+                <w:color w:val="14120F"/>
+                <w:sz w:val="18"/>
+                <w:szCs w:val="18"/>
+              </w:rPr>
+              <w:t xml:space="preserve">€2.006</w:t>
+            </w:r>
+          </w:p>
+        </w:tc>
+        <w:tc>
+          <w:tcPr>
+            <w:tcW w:type="dxa" w:w="2400"/>
+          </w:tcPr>
+          <w:p>
+            <w:r>
+              <w:rPr>
+                <w:rFonts w:ascii="Calibri" w:cs="Calibri" w:eastAsia="Calibri" w:hAnsi="Calibri"/>
+                <w:color w:val="14120F"/>
+                <w:sz w:val="18"/>
+                <w:szCs w:val="18"/>
+              </w:rPr>
+              <w:t xml:space="preserve">↓ -0.003 €/L</w:t>
             </w:r>
           </w:p>
         </w:tc>
@@ -593,48 +1072,65 @@
       <w:tr>
         <w:tc>
           <w:tcPr>
-            <w:tcW w:type="dxa" w:w="2000"/>
-          </w:tcPr>
-          <w:p>
-            <w:r>
-              <w:rPr>
-                <w:rFonts w:ascii="Calibri" w:cs="Calibri" w:eastAsia="Calibri" w:hAnsi="Calibri"/>
-                <w:sz w:val="20"/>
-                <w:szCs w:val="20"/>
-              </w:rPr>
-              <w:t xml:space="preserve">Sep 8</w:t>
-            </w:r>
-          </w:p>
-        </w:tc>
-        <w:tc>
-          <w:tcPr>
-            <w:tcW w:type="dxa" w:w="2000"/>
+            <w:tcW w:type="dxa" w:w="1800"/>
+          </w:tcPr>
+          <w:p>
+            <w:r>
+              <w:rPr>
+                <w:rFonts w:ascii="Calibri" w:cs="Calibri" w:eastAsia="Calibri" w:hAnsi="Calibri"/>
+                <w:color w:val="14120F"/>
+                <w:sz w:val="18"/>
+                <w:szCs w:val="18"/>
+              </w:rPr>
+              <w:t xml:space="preserve">Aug 10</w:t>
+            </w:r>
+          </w:p>
+        </w:tc>
+        <w:tc>
+          <w:tcPr>
+            <w:tcW w:type="dxa" w:w="2400"/>
           </w:tcPr>
           <w:p>
             <w:r>
               <w:rPr>
                 <w:rFonts w:ascii="Calibri" w:cs="Calibri" w:eastAsia="Calibri" w:hAnsi="Calibri"/>
                 <w:color w:val="2A78D6"/>
-                <w:sz w:val="20"/>
-                <w:szCs w:val="20"/>
-              </w:rPr>
-              <w:t xml:space="preserve">€2.068</w:t>
-            </w:r>
-          </w:p>
-        </w:tc>
-        <w:tc>
-          <w:tcPr>
-            <w:tcW w:type="dxa" w:w="2000"/>
-          </w:tcPr>
-          <w:p>
-            <w:r>
-              <w:rPr>
-                <w:rFonts w:ascii="Calibri" w:cs="Calibri" w:eastAsia="Calibri" w:hAnsi="Calibri"/>
-                <w:color w:val="1BAF7A"/>
-                <w:sz w:val="20"/>
-                <w:szCs w:val="20"/>
-              </w:rPr>
-              <w:t xml:space="preserve">€2.192</w:t>
+                <w:sz w:val="18"/>
+                <w:szCs w:val="18"/>
+              </w:rPr>
+              <w:t xml:space="preserve">€1.996</w:t>
+            </w:r>
+          </w:p>
+        </w:tc>
+        <w:tc>
+          <w:tcPr>
+            <w:tcW w:type="dxa" w:w="2400"/>
+          </w:tcPr>
+          <w:p>
+            <w:r>
+              <w:rPr>
+                <w:rFonts w:ascii="Calibri" w:cs="Calibri" w:eastAsia="Calibri" w:hAnsi="Calibri"/>
+                <w:color w:val="14120F"/>
+                <w:sz w:val="18"/>
+                <w:szCs w:val="18"/>
+              </w:rPr>
+              <w:t xml:space="preserve">€2.001</w:t>
+            </w:r>
+          </w:p>
+        </w:tc>
+        <w:tc>
+          <w:tcPr>
+            <w:tcW w:type="dxa" w:w="2400"/>
+          </w:tcPr>
+          <w:p>
+            <w:r>
+              <w:rPr>
+                <w:rFonts w:ascii="Calibri" w:cs="Calibri" w:eastAsia="Calibri" w:hAnsi="Calibri"/>
+                <w:color w:val="14120F"/>
+                <w:sz w:val="18"/>
+                <w:szCs w:val="18"/>
+              </w:rPr>
+              <w:t xml:space="preserve">↓ -0.004 €/L</w:t>
             </w:r>
           </w:p>
         </w:tc>
@@ -642,48 +1138,65 @@
       <w:tr>
         <w:tc>
           <w:tcPr>
-            <w:tcW w:type="dxa" w:w="2000"/>
-          </w:tcPr>
-          <w:p>
-            <w:r>
-              <w:rPr>
-                <w:rFonts w:ascii="Calibri" w:cs="Calibri" w:eastAsia="Calibri" w:hAnsi="Calibri"/>
-                <w:sz w:val="20"/>
-                <w:szCs w:val="20"/>
-              </w:rPr>
-              <w:t xml:space="preserve">Sep 9</w:t>
-            </w:r>
-          </w:p>
-        </w:tc>
-        <w:tc>
-          <w:tcPr>
-            <w:tcW w:type="dxa" w:w="2000"/>
+            <w:tcW w:type="dxa" w:w="1800"/>
+          </w:tcPr>
+          <w:p>
+            <w:r>
+              <w:rPr>
+                <w:rFonts w:ascii="Calibri" w:cs="Calibri" w:eastAsia="Calibri" w:hAnsi="Calibri"/>
+                <w:color w:val="14120F"/>
+                <w:sz w:val="18"/>
+                <w:szCs w:val="18"/>
+              </w:rPr>
+              <w:t xml:space="preserve">Aug 17</w:t>
+            </w:r>
+          </w:p>
+        </w:tc>
+        <w:tc>
+          <w:tcPr>
+            <w:tcW w:type="dxa" w:w="2400"/>
           </w:tcPr>
           <w:p>
             <w:r>
               <w:rPr>
                 <w:rFonts w:ascii="Calibri" w:cs="Calibri" w:eastAsia="Calibri" w:hAnsi="Calibri"/>
                 <w:color w:val="2A78D6"/>
-                <w:sz w:val="20"/>
-                <w:szCs w:val="20"/>
-              </w:rPr>
-              <w:t xml:space="preserve">€2.078</w:t>
-            </w:r>
-          </w:p>
-        </w:tc>
-        <w:tc>
-          <w:tcPr>
-            <w:tcW w:type="dxa" w:w="2000"/>
-          </w:tcPr>
-          <w:p>
-            <w:r>
-              <w:rPr>
-                <w:rFonts w:ascii="Calibri" w:cs="Calibri" w:eastAsia="Calibri" w:hAnsi="Calibri"/>
-                <w:color w:val="1BAF7A"/>
-                <w:sz w:val="20"/>
-                <w:szCs w:val="20"/>
-              </w:rPr>
-              <w:t xml:space="preserve">€2.201</w:t>
+                <w:sz w:val="18"/>
+                <w:szCs w:val="18"/>
+              </w:rPr>
+              <w:t xml:space="preserve">€2.009</w:t>
+            </w:r>
+          </w:p>
+        </w:tc>
+        <w:tc>
+          <w:tcPr>
+            <w:tcW w:type="dxa" w:w="2400"/>
+          </w:tcPr>
+          <w:p>
+            <w:r>
+              <w:rPr>
+                <w:rFonts w:ascii="Calibri" w:cs="Calibri" w:eastAsia="Calibri" w:hAnsi="Calibri"/>
+                <w:color w:val="14120F"/>
+                <w:sz w:val="18"/>
+                <w:szCs w:val="18"/>
+              </w:rPr>
+              <w:t xml:space="preserve">€2.013</w:t>
+            </w:r>
+          </w:p>
+        </w:tc>
+        <w:tc>
+          <w:tcPr>
+            <w:tcW w:type="dxa" w:w="2400"/>
+          </w:tcPr>
+          <w:p>
+            <w:r>
+              <w:rPr>
+                <w:rFonts w:ascii="Calibri" w:cs="Calibri" w:eastAsia="Calibri" w:hAnsi="Calibri"/>
+                <w:color w:val="14120F"/>
+                <w:sz w:val="18"/>
+                <w:szCs w:val="18"/>
+              </w:rPr>
+              <w:t xml:space="preserve">↓ -0.004 €/L</w:t>
             </w:r>
           </w:p>
         </w:tc>
@@ -691,48 +1204,65 @@
       <w:tr>
         <w:tc>
           <w:tcPr>
-            <w:tcW w:type="dxa" w:w="2000"/>
-          </w:tcPr>
-          <w:p>
-            <w:r>
-              <w:rPr>
-                <w:rFonts w:ascii="Calibri" w:cs="Calibri" w:eastAsia="Calibri" w:hAnsi="Calibri"/>
-                <w:sz w:val="20"/>
-                <w:szCs w:val="20"/>
-              </w:rPr>
-              <w:t xml:space="preserve">Sep 10</w:t>
-            </w:r>
-          </w:p>
-        </w:tc>
-        <w:tc>
-          <w:tcPr>
-            <w:tcW w:type="dxa" w:w="2000"/>
+            <w:tcW w:type="dxa" w:w="1800"/>
+          </w:tcPr>
+          <w:p>
+            <w:r>
+              <w:rPr>
+                <w:rFonts w:ascii="Calibri" w:cs="Calibri" w:eastAsia="Calibri" w:hAnsi="Calibri"/>
+                <w:color w:val="14120F"/>
+                <w:sz w:val="18"/>
+                <w:szCs w:val="18"/>
+              </w:rPr>
+              <w:t xml:space="preserve">Aug 24</w:t>
+            </w:r>
+          </w:p>
+        </w:tc>
+        <w:tc>
+          <w:tcPr>
+            <w:tcW w:type="dxa" w:w="2400"/>
           </w:tcPr>
           <w:p>
             <w:r>
               <w:rPr>
                 <w:rFonts w:ascii="Calibri" w:cs="Calibri" w:eastAsia="Calibri" w:hAnsi="Calibri"/>
                 <w:color w:val="2A78D6"/>
-                <w:sz w:val="20"/>
-                <w:szCs w:val="20"/>
-              </w:rPr>
-              <w:t xml:space="preserve">€2.087</w:t>
-            </w:r>
-          </w:p>
-        </w:tc>
-        <w:tc>
-          <w:tcPr>
-            <w:tcW w:type="dxa" w:w="2000"/>
-          </w:tcPr>
-          <w:p>
-            <w:r>
-              <w:rPr>
-                <w:rFonts w:ascii="Calibri" w:cs="Calibri" w:eastAsia="Calibri" w:hAnsi="Calibri"/>
-                <w:color w:val="1BAF7A"/>
-                <w:sz w:val="20"/>
-                <w:szCs w:val="20"/>
-              </w:rPr>
-              <w:t xml:space="preserve">€2.209</w:t>
+                <w:sz w:val="18"/>
+                <w:szCs w:val="18"/>
+              </w:rPr>
+              <w:t xml:space="preserve">€2.023</w:t>
+            </w:r>
+          </w:p>
+        </w:tc>
+        <w:tc>
+          <w:tcPr>
+            <w:tcW w:type="dxa" w:w="2400"/>
+          </w:tcPr>
+          <w:p>
+            <w:r>
+              <w:rPr>
+                <w:rFonts w:ascii="Calibri" w:cs="Calibri" w:eastAsia="Calibri" w:hAnsi="Calibri"/>
+                <w:color w:val="14120F"/>
+                <w:sz w:val="18"/>
+                <w:szCs w:val="18"/>
+              </w:rPr>
+              <w:t xml:space="preserve">€2.027</w:t>
+            </w:r>
+          </w:p>
+        </w:tc>
+        <w:tc>
+          <w:tcPr>
+            <w:tcW w:type="dxa" w:w="2400"/>
+          </w:tcPr>
+          <w:p>
+            <w:r>
+              <w:rPr>
+                <w:rFonts w:ascii="Calibri" w:cs="Calibri" w:eastAsia="Calibri" w:hAnsi="Calibri"/>
+                <w:color w:val="14120F"/>
+                <w:sz w:val="18"/>
+                <w:szCs w:val="18"/>
+              </w:rPr>
+              <w:t xml:space="preserve">↓ -0.005 €/L</w:t>
             </w:r>
           </w:p>
         </w:tc>
@@ -740,48 +1270,131 @@
       <w:tr>
         <w:tc>
           <w:tcPr>
-            <w:tcW w:type="dxa" w:w="2000"/>
-          </w:tcPr>
-          <w:p>
-            <w:r>
-              <w:rPr>
-                <w:rFonts w:ascii="Calibri" w:cs="Calibri" w:eastAsia="Calibri" w:hAnsi="Calibri"/>
-                <w:sz w:val="20"/>
-                <w:szCs w:val="20"/>
-              </w:rPr>
-              <w:t xml:space="preserve">Sep 11</w:t>
-            </w:r>
-          </w:p>
-        </w:tc>
-        <w:tc>
-          <w:tcPr>
-            <w:tcW w:type="dxa" w:w="2000"/>
+            <w:tcW w:type="dxa" w:w="1800"/>
+          </w:tcPr>
+          <w:p>
+            <w:r>
+              <w:rPr>
+                <w:rFonts w:ascii="Calibri" w:cs="Calibri" w:eastAsia="Calibri" w:hAnsi="Calibri"/>
+                <w:color w:val="14120F"/>
+                <w:sz w:val="18"/>
+                <w:szCs w:val="18"/>
+              </w:rPr>
+              <w:t xml:space="preserve">Aug 31</w:t>
+            </w:r>
+          </w:p>
+        </w:tc>
+        <w:tc>
+          <w:tcPr>
+            <w:tcW w:type="dxa" w:w="2400"/>
           </w:tcPr>
           <w:p>
             <w:r>
               <w:rPr>
                 <w:rFonts w:ascii="Calibri" w:cs="Calibri" w:eastAsia="Calibri" w:hAnsi="Calibri"/>
                 <w:color w:val="2A78D6"/>
-                <w:sz w:val="20"/>
-                <w:szCs w:val="20"/>
-              </w:rPr>
-              <w:t xml:space="preserve">€2.097</w:t>
-            </w:r>
-          </w:p>
-        </w:tc>
-        <w:tc>
-          <w:tcPr>
-            <w:tcW w:type="dxa" w:w="2000"/>
-          </w:tcPr>
-          <w:p>
-            <w:r>
-              <w:rPr>
-                <w:rFonts w:ascii="Calibri" w:cs="Calibri" w:eastAsia="Calibri" w:hAnsi="Calibri"/>
-                <w:color w:val="1BAF7A"/>
-                <w:sz w:val="20"/>
-                <w:szCs w:val="20"/>
-              </w:rPr>
-              <w:t xml:space="preserve">€2.218</w:t>
+                <w:sz w:val="18"/>
+                <w:szCs w:val="18"/>
+              </w:rPr>
+              <w:t xml:space="preserve">€2.035</w:t>
+            </w:r>
+          </w:p>
+        </w:tc>
+        <w:tc>
+          <w:tcPr>
+            <w:tcW w:type="dxa" w:w="2400"/>
+          </w:tcPr>
+          <w:p>
+            <w:r>
+              <w:rPr>
+                <w:rFonts w:ascii="Calibri" w:cs="Calibri" w:eastAsia="Calibri" w:hAnsi="Calibri"/>
+                <w:color w:val="14120F"/>
+                <w:sz w:val="18"/>
+                <w:szCs w:val="18"/>
+              </w:rPr>
+              <w:t xml:space="preserve">€2.039</w:t>
+            </w:r>
+          </w:p>
+        </w:tc>
+        <w:tc>
+          <w:tcPr>
+            <w:tcW w:type="dxa" w:w="2400"/>
+          </w:tcPr>
+          <w:p>
+            <w:r>
+              <w:rPr>
+                <w:rFonts w:ascii="Calibri" w:cs="Calibri" w:eastAsia="Calibri" w:hAnsi="Calibri"/>
+                <w:color w:val="14120F"/>
+                <w:sz w:val="18"/>
+                <w:szCs w:val="18"/>
+              </w:rPr>
+              <w:t xml:space="preserve">↓ -0.004 €/L</w:t>
+            </w:r>
+          </w:p>
+        </w:tc>
+      </w:tr>
+      <w:tr>
+        <w:tc>
+          <w:tcPr>
+            <w:tcW w:type="dxa" w:w="1800"/>
+          </w:tcPr>
+          <w:p>
+            <w:r>
+              <w:rPr>
+                <w:rFonts w:ascii="Calibri" w:cs="Calibri" w:eastAsia="Calibri" w:hAnsi="Calibri"/>
+                <w:color w:val="14120F"/>
+                <w:sz w:val="18"/>
+                <w:szCs w:val="18"/>
+              </w:rPr>
+              <w:t xml:space="preserve">Sep 7</w:t>
+            </w:r>
+          </w:p>
+        </w:tc>
+        <w:tc>
+          <w:tcPr>
+            <w:tcW w:type="dxa" w:w="2400"/>
+          </w:tcPr>
+          <w:p>
+            <w:r>
+              <w:rPr>
+                <w:rFonts w:ascii="Calibri" w:cs="Calibri" w:eastAsia="Calibri" w:hAnsi="Calibri"/>
+                <w:color w:val="2A78D6"/>
+                <w:sz w:val="18"/>
+                <w:szCs w:val="18"/>
+              </w:rPr>
+              <w:t xml:space="preserve">€2.079</w:t>
+            </w:r>
+          </w:p>
+        </w:tc>
+        <w:tc>
+          <w:tcPr>
+            <w:tcW w:type="dxa" w:w="2400"/>
+          </w:tcPr>
+          <w:p>
+            <w:r>
+              <w:rPr>
+                <w:rFonts w:ascii="Calibri" w:cs="Calibri" w:eastAsia="Calibri" w:hAnsi="Calibri"/>
+                <w:color w:val="14120F"/>
+                <w:sz w:val="18"/>
+                <w:szCs w:val="18"/>
+              </w:rPr>
+              <w:t xml:space="preserve">€2.081</w:t>
+            </w:r>
+          </w:p>
+        </w:tc>
+        <w:tc>
+          <w:tcPr>
+            <w:tcW w:type="dxa" w:w="2400"/>
+          </w:tcPr>
+          <w:p>
+            <w:r>
+              <w:rPr>
+                <w:rFonts w:ascii="Calibri" w:cs="Calibri" w:eastAsia="Calibri" w:hAnsi="Calibri"/>
+                <w:color w:val="14120F"/>
+                <w:sz w:val="18"/>
+                <w:szCs w:val="18"/>
+              </w:rPr>
+              <w:t xml:space="preserve">↓ -0.002 €/L</w:t>
             </w:r>
           </w:p>
         </w:tc>
@@ -794,7 +1407,2948 @@
     </w:p>
     <w:p>
       <w:pPr>
-        <w:spacing w:after="160"/>
+        <w:spacing w:after="80"/>
+      </w:pPr>
+      <w:r>
+        <w:rPr>
+          <w:rFonts w:ascii="Calibri" w:cs="Calibri" w:eastAsia="Calibri" w:hAnsi="Calibri"/>
+          <w:b/>
+          <w:bCs/>
+          <w:color w:val="B9790A"/>
+          <w:sz w:val="18"/>
+          <w:szCs w:val="18"/>
+        </w:rPr>
+        <w:t xml:space="preserve">FUEL SPOTLIGHT · GASOLIO (diesel)</w:t>
+      </w:r>
+    </w:p>
+    <w:p>
+      <w:pPr>
+        <w:spacing w:after="180" w:before="0"/>
+      </w:pPr>
+      <w:r>
+        <w:rPr>
+          <w:rFonts w:ascii="Cambria" w:cs="Cambria" w:eastAsia="Cambria" w:hAnsi="Cambria"/>
+          <w:b/>
+          <w:bCs/>
+          <w:color w:val="1BAF7A"/>
+          <w:sz w:val="34"/>
+          <w:szCs w:val="34"/>
+        </w:rPr>
+        <w:t xml:space="preserve">Gasolio: a steadier, smaller climb</w:t>
+      </w:r>
+    </w:p>
+    <w:tbl>
+      <w:tblPr>
+        <w:tblW w:type="dxa" w:w="9000"/>
+        <w:tblBorders>
+          <w:top w:val="none" w:color="FFFFFF" w:sz="0"/>
+          <w:left w:val="none" w:color="FFFFFF" w:sz="0"/>
+          <w:bottom w:val="none" w:color="FFFFFF" w:sz="0"/>
+          <w:right w:val="none" w:color="FFFFFF" w:sz="0"/>
+          <w:insideH w:val="none" w:color="FFFFFF" w:sz="0"/>
+          <w:insideV w:val="none" w:color="FFFFFF" w:sz="0"/>
+        </w:tblBorders>
+      </w:tblPr>
+      <w:tblGrid>
+        <w:gridCol w:w="2250"/>
+        <w:gridCol w:w="2250"/>
+        <w:gridCol w:w="2250"/>
+        <w:gridCol w:w="2250"/>
+      </w:tblGrid>
+      <w:tr>
+        <w:tc>
+          <w:tcPr>
+            <w:tcW w:type="dxa" w:w="2250"/>
+            <w:shd w:fill="F7EEDD" w:val="clear"/>
+            <w:tcMar>
+              <w:top w:type="dxa" w:w="160"/>
+              <w:left w:type="dxa" w:w="180"/>
+              <w:bottom w:type="dxa" w:w="160"/>
+              <w:right w:type="dxa" w:w="180"/>
+            </w:tcMar>
+            <w:vAlign w:val="top"/>
+          </w:tcPr>
+          <w:p>
+            <w:r>
+              <w:rPr>
+                <w:rFonts w:ascii="Calibri" w:cs="Calibri" w:eastAsia="Calibri" w:hAnsi="Calibri"/>
+                <w:b/>
+                <w:bCs/>
+                <w:color w:val="5B564C"/>
+                <w:sz w:val="15"/>
+                <w:szCs w:val="15"/>
+              </w:rPr>
+              <w:t xml:space="preserve">LATEST SELF-SERVICE</w:t>
+            </w:r>
+          </w:p>
+          <w:p>
+            <w:pPr>
+              <w:spacing w:before="60"/>
+            </w:pPr>
+            <w:r>
+              <w:rPr>
+                <w:rFonts w:ascii="Calibri" w:cs="Calibri" w:eastAsia="Calibri" w:hAnsi="Calibri"/>
+                <w:b/>
+                <w:bCs/>
+                <w:color w:val="14120F"/>
+                <w:sz w:val="28"/>
+                <w:szCs w:val="28"/>
+              </w:rPr>
+              <w:t xml:space="preserve">€2.218</w:t>
+            </w:r>
+          </w:p>
+          <w:p>
+            <w:pPr>
+              <w:spacing w:before="40"/>
+            </w:pPr>
+            <w:r>
+              <w:rPr>
+                <w:rFonts w:ascii="Calibri" w:cs="Calibri" w:eastAsia="Calibri" w:hAnsi="Calibri"/>
+                <w:color w:val="5B564C"/>
+                <w:sz w:val="17"/>
+                <w:szCs w:val="17"/>
+              </w:rPr>
+              <w:t xml:space="preserve">Sep 11</w:t>
+            </w:r>
+          </w:p>
+        </w:tc>
+        <w:tc>
+          <w:tcPr>
+            <w:tcW w:type="dxa" w:w="2250"/>
+            <w:shd w:fill="F7EEDD" w:val="clear"/>
+            <w:tcMar>
+              <w:top w:type="dxa" w:w="160"/>
+              <w:left w:type="dxa" w:w="180"/>
+              <w:bottom w:type="dxa" w:w="160"/>
+              <w:right w:type="dxa" w:w="180"/>
+            </w:tcMar>
+            <w:vAlign w:val="top"/>
+          </w:tcPr>
+          <w:p>
+            <w:r>
+              <w:rPr>
+                <w:rFonts w:ascii="Calibri" w:cs="Calibri" w:eastAsia="Calibri" w:hAnsi="Calibri"/>
+                <w:b/>
+                <w:bCs/>
+                <w:color w:val="5B564C"/>
+                <w:sz w:val="15"/>
+                <w:szCs w:val="15"/>
+              </w:rPr>
+              <w:t xml:space="preserve">VS. YESTERDAY</w:t>
+            </w:r>
+          </w:p>
+          <w:p>
+            <w:pPr>
+              <w:spacing w:before="60"/>
+            </w:pPr>
+            <w:r>
+              <w:rPr>
+                <w:rFonts w:ascii="Calibri" w:cs="Calibri" w:eastAsia="Calibri" w:hAnsi="Calibri"/>
+                <w:b/>
+                <w:bCs/>
+                <w:color w:val="14120F"/>
+                <w:sz w:val="28"/>
+                <w:szCs w:val="28"/>
+              </w:rPr>
+              <w:t xml:space="preserve">↑ +0.010 €/L</w:t>
+            </w:r>
+          </w:p>
+          <w:p>
+            <w:pPr>
+              <w:spacing w:before="40"/>
+            </w:pPr>
+            <w:r>
+              <w:rPr>
+                <w:rFonts w:ascii="Calibri" w:cs="Calibri" w:eastAsia="Calibri" w:hAnsi="Calibri"/>
+                <w:color w:val="5B564C"/>
+                <w:sz w:val="17"/>
+                <w:szCs w:val="17"/>
+              </w:rPr>
+              <w:t xml:space="preserve">day-over-day</w:t>
+            </w:r>
+          </w:p>
+        </w:tc>
+        <w:tc>
+          <w:tcPr>
+            <w:tcW w:type="dxa" w:w="2250"/>
+            <w:shd w:fill="F7EEDD" w:val="clear"/>
+            <w:tcMar>
+              <w:top w:type="dxa" w:w="160"/>
+              <w:left w:type="dxa" w:w="180"/>
+              <w:bottom w:type="dxa" w:w="160"/>
+              <w:right w:type="dxa" w:w="180"/>
+            </w:tcMar>
+            <w:vAlign w:val="top"/>
+          </w:tcPr>
+          <w:p>
+            <w:r>
+              <w:rPr>
+                <w:rFonts w:ascii="Calibri" w:cs="Calibri" w:eastAsia="Calibri" w:hAnsi="Calibri"/>
+                <w:b/>
+                <w:bCs/>
+                <w:color w:val="5B564C"/>
+                <w:sz w:val="15"/>
+                <w:szCs w:val="15"/>
+              </w:rPr>
+              <w:t xml:space="preserve">SINCE JUL 20</w:t>
+            </w:r>
+          </w:p>
+          <w:p>
+            <w:pPr>
+              <w:spacing w:before="60"/>
+            </w:pPr>
+            <w:r>
+              <w:rPr>
+                <w:rFonts w:ascii="Calibri" w:cs="Calibri" w:eastAsia="Calibri" w:hAnsi="Calibri"/>
+                <w:b/>
+                <w:bCs/>
+                <w:color w:val="14120F"/>
+                <w:sz w:val="28"/>
+                <w:szCs w:val="28"/>
+              </w:rPr>
+              <w:t xml:space="preserve">+1.5%</w:t>
+            </w:r>
+          </w:p>
+          <w:p>
+            <w:pPr>
+              <w:spacing w:before="40"/>
+            </w:pPr>
+            <w:r>
+              <w:rPr>
+                <w:rFonts w:ascii="Calibri" w:cs="Calibri" w:eastAsia="Calibri" w:hAnsi="Calibri"/>
+                <w:color w:val="5B564C"/>
+                <w:sz w:val="17"/>
+                <w:szCs w:val="17"/>
+              </w:rPr>
+              <w:t xml:space="preserve">Piemonte, weekly avg</w:t>
+            </w:r>
+          </w:p>
+        </w:tc>
+        <w:tc>
+          <w:tcPr>
+            <w:tcW w:type="dxa" w:w="2250"/>
+            <w:shd w:fill="F7EEDD" w:val="clear"/>
+            <w:tcMar>
+              <w:top w:type="dxa" w:w="160"/>
+              <w:left w:type="dxa" w:w="180"/>
+              <w:bottom w:type="dxa" w:w="160"/>
+              <w:right w:type="dxa" w:w="180"/>
+            </w:tcMar>
+            <w:vAlign w:val="top"/>
+          </w:tcPr>
+          <w:p>
+            <w:r>
+              <w:rPr>
+                <w:rFonts w:ascii="Calibri" w:cs="Calibri" w:eastAsia="Calibri" w:hAnsi="Calibri"/>
+                <w:b/>
+                <w:bCs/>
+                <w:color w:val="5B564C"/>
+                <w:sz w:val="15"/>
+                <w:szCs w:val="15"/>
+              </w:rPr>
+              <w:t xml:space="preserve">ITALY, SAME SPAN</w:t>
+            </w:r>
+          </w:p>
+          <w:p>
+            <w:pPr>
+              <w:spacing w:before="60"/>
+            </w:pPr>
+            <w:r>
+              <w:rPr>
+                <w:rFonts w:ascii="Calibri" w:cs="Calibri" w:eastAsia="Calibri" w:hAnsi="Calibri"/>
+                <w:b/>
+                <w:bCs/>
+                <w:color w:val="14120F"/>
+                <w:sz w:val="28"/>
+                <w:szCs w:val="28"/>
+              </w:rPr>
+              <w:t xml:space="preserve">+1.5%</w:t>
+            </w:r>
+          </w:p>
+          <w:p>
+            <w:pPr>
+              <w:spacing w:before="40"/>
+            </w:pPr>
+            <w:r>
+              <w:rPr>
+                <w:rFonts w:ascii="Calibri" w:cs="Calibri" w:eastAsia="Calibri" w:hAnsi="Calibri"/>
+                <w:color w:val="5B564C"/>
+                <w:sz w:val="17"/>
+                <w:szCs w:val="17"/>
+              </w:rPr>
+              <w:t xml:space="preserve">national weekly avg</w:t>
+            </w:r>
+          </w:p>
+        </w:tc>
+      </w:tr>
+    </w:tbl>
+    <w:p>
+      <w:pPr>
+        <w:spacing w:after="200"/>
+      </w:pPr>
+      <w:r>
+        <w:rPr>
+          <w:rFonts w:ascii="Calibri" w:cs="Calibri" w:eastAsia="Calibri" w:hAnsi="Calibri"/>
+          <w:b w:val="false"/>
+          <w:bCs w:val="false"/>
+          <w:i w:val="false"/>
+          <w:iCs w:val="false"/>
+          <w:color w:val="14120F"/>
+          <w:sz w:val="22"/>
+          <w:szCs w:val="22"/>
+        </w:rPr>
+        <w:t xml:space="preserve"/>
+      </w:r>
+    </w:p>
+    <w:p>
+      <w:pPr>
+        <w:spacing w:after="200"/>
+      </w:pPr>
+      <w:r>
+        <w:rPr>
+          <w:rFonts w:ascii="Calibri" w:cs="Calibri" w:eastAsia="Calibri" w:hAnsi="Calibri"/>
+          <w:b w:val="false"/>
+          <w:bCs w:val="false"/>
+          <w:i w:val="false"/>
+          <w:iCs w:val="false"/>
+          <w:color w:val="14120F"/>
+          <w:sz w:val="22"/>
+          <w:szCs w:val="22"/>
+        </w:rPr>
+        <w:t xml:space="preserve">Gasolio reached €2.2182 self-service in Piemonte on September 11, up €0.0096 day-over-day and running €0.0034 below the national self-service average of €2.2216.</w:t>
+      </w:r>
+    </w:p>
+    <w:p>
+      <w:pPr>
+        <w:spacing w:after="200"/>
+      </w:pPr>
+      <w:r>
+        <w:rPr>
+          <w:rFonts w:ascii="Calibri" w:cs="Calibri" w:eastAsia="Calibri" w:hAnsi="Calibri"/>
+          <w:b w:val="false"/>
+          <w:bCs w:val="false"/>
+          <w:i w:val="false"/>
+          <w:iCs w:val="false"/>
+          <w:color w:val="14120F"/>
+          <w:sz w:val="22"/>
+          <w:szCs w:val="22"/>
+        </w:rPr>
+        <w:t xml:space="preserve">Diesel's rise has been noticeably gentler than Benzina's this quarter: up 1.48% regionally since late July (€2.1695 to €2.2017 across the tracked weeks), versus a near-identical 1.46% nationally. Where Benzina jumped sharply in the most recent week, Gasolio's climb has stayed close to linear — fewer surprises, but also less of the volatility that tends to make headlines.</w:t>
+      </w:r>
+    </w:p>
+    <w:p>
+      <w:pPr>
+        <w:spacing w:after="120"/>
+      </w:pPr>
+      <w:r>
+        <w:rPr>
+          <w:rFonts w:ascii="Calibri" w:cs="Calibri" w:eastAsia="Calibri" w:hAnsi="Calibri"/>
+          <w:b/>
+          <w:bCs/>
+          <w:i w:val="false"/>
+          <w:iCs w:val="false"/>
+          <w:color w:val="5B564C"/>
+          <w:sz w:val="18"/>
+          <w:szCs w:val="18"/>
+        </w:rPr>
+        <w:t xml:space="preserve">Weekly self-service average, Piemonte vs. Italy</w:t>
+      </w:r>
+    </w:p>
+    <w:tbl>
+      <w:tblPr>
+        <w:tblW w:type="dxa" w:w="9000"/>
+        <w:tblBorders>
+          <w:top w:val="single" w:color="auto" w:sz="4"/>
+          <w:left w:val="single" w:color="auto" w:sz="4"/>
+          <w:bottom w:val="single" w:color="auto" w:sz="4"/>
+          <w:right w:val="single" w:color="auto" w:sz="4"/>
+          <w:insideH w:val="single" w:color="auto" w:sz="4"/>
+          <w:insideV w:val="single" w:color="auto" w:sz="4"/>
+        </w:tblBorders>
+      </w:tblPr>
+      <w:tblGrid>
+        <w:gridCol w:w="1800"/>
+        <w:gridCol w:w="2400"/>
+        <w:gridCol w:w="2400"/>
+        <w:gridCol w:w="2400"/>
+      </w:tblGrid>
+      <w:tr>
+        <w:tc>
+          <w:tcPr>
+            <w:tcW w:type="dxa" w:w="1800"/>
+            <w:shd w:fill="F0EDE6" w:val="clear"/>
+          </w:tcPr>
+          <w:p>
+            <w:r>
+              <w:rPr>
+                <w:rFonts w:ascii="Calibri" w:cs="Calibri" w:eastAsia="Calibri" w:hAnsi="Calibri"/>
+                <w:b/>
+                <w:bCs/>
+                <w:sz w:val="18"/>
+                <w:szCs w:val="18"/>
+              </w:rPr>
+              <w:t xml:space="preserve">Week of</w:t>
+            </w:r>
+          </w:p>
+        </w:tc>
+        <w:tc>
+          <w:tcPr>
+            <w:tcW w:type="dxa" w:w="2400"/>
+            <w:shd w:fill="F0EDE6" w:val="clear"/>
+          </w:tcPr>
+          <w:p>
+            <w:r>
+              <w:rPr>
+                <w:rFonts w:ascii="Calibri" w:cs="Calibri" w:eastAsia="Calibri" w:hAnsi="Calibri"/>
+                <w:b/>
+                <w:bCs/>
+                <w:sz w:val="18"/>
+                <w:szCs w:val="18"/>
+              </w:rPr>
+              <w:t xml:space="preserve">Gasolio — Region</w:t>
+            </w:r>
+          </w:p>
+        </w:tc>
+        <w:tc>
+          <w:tcPr>
+            <w:tcW w:type="dxa" w:w="2400"/>
+            <w:shd w:fill="F0EDE6" w:val="clear"/>
+          </w:tcPr>
+          <w:p>
+            <w:r>
+              <w:rPr>
+                <w:rFonts w:ascii="Calibri" w:cs="Calibri" w:eastAsia="Calibri" w:hAnsi="Calibri"/>
+                <w:b/>
+                <w:bCs/>
+                <w:sz w:val="18"/>
+                <w:szCs w:val="18"/>
+              </w:rPr>
+              <w:t xml:space="preserve">Gasolio — Italy</w:t>
+            </w:r>
+          </w:p>
+        </w:tc>
+        <w:tc>
+          <w:tcPr>
+            <w:tcW w:type="dxa" w:w="2400"/>
+            <w:shd w:fill="F0EDE6" w:val="clear"/>
+          </w:tcPr>
+          <w:p>
+            <w:r>
+              <w:rPr>
+                <w:rFonts w:ascii="Calibri" w:cs="Calibri" w:eastAsia="Calibri" w:hAnsi="Calibri"/>
+                <w:b/>
+                <w:bCs/>
+                <w:sz w:val="18"/>
+                <w:szCs w:val="18"/>
+              </w:rPr>
+              <w:t xml:space="preserve">Region vs. Italy</w:t>
+            </w:r>
+          </w:p>
+        </w:tc>
+      </w:tr>
+      <w:tr>
+        <w:tc>
+          <w:tcPr>
+            <w:tcW w:type="dxa" w:w="1800"/>
+          </w:tcPr>
+          <w:p>
+            <w:r>
+              <w:rPr>
+                <w:rFonts w:ascii="Calibri" w:cs="Calibri" w:eastAsia="Calibri" w:hAnsi="Calibri"/>
+                <w:color w:val="14120F"/>
+                <w:sz w:val="18"/>
+                <w:szCs w:val="18"/>
+              </w:rPr>
+              <w:t xml:space="preserve">Jul 20</w:t>
+            </w:r>
+          </w:p>
+        </w:tc>
+        <w:tc>
+          <w:tcPr>
+            <w:tcW w:type="dxa" w:w="2400"/>
+          </w:tcPr>
+          <w:p>
+            <w:r>
+              <w:rPr>
+                <w:rFonts w:ascii="Calibri" w:cs="Calibri" w:eastAsia="Calibri" w:hAnsi="Calibri"/>
+                <w:color w:val="1BAF7A"/>
+                <w:sz w:val="18"/>
+                <w:szCs w:val="18"/>
+              </w:rPr>
+              <w:t xml:space="preserve">€2.170</w:t>
+            </w:r>
+          </w:p>
+        </w:tc>
+        <w:tc>
+          <w:tcPr>
+            <w:tcW w:type="dxa" w:w="2400"/>
+          </w:tcPr>
+          <w:p>
+            <w:r>
+              <w:rPr>
+                <w:rFonts w:ascii="Calibri" w:cs="Calibri" w:eastAsia="Calibri" w:hAnsi="Calibri"/>
+                <w:color w:val="14120F"/>
+                <w:sz w:val="18"/>
+                <w:szCs w:val="18"/>
+              </w:rPr>
+              <w:t xml:space="preserve">€2.175</w:t>
+            </w:r>
+          </w:p>
+        </w:tc>
+        <w:tc>
+          <w:tcPr>
+            <w:tcW w:type="dxa" w:w="2400"/>
+          </w:tcPr>
+          <w:p>
+            <w:r>
+              <w:rPr>
+                <w:rFonts w:ascii="Calibri" w:cs="Calibri" w:eastAsia="Calibri" w:hAnsi="Calibri"/>
+                <w:color w:val="14120F"/>
+                <w:sz w:val="18"/>
+                <w:szCs w:val="18"/>
+              </w:rPr>
+              <w:t xml:space="preserve">↓ -0.005 €/L</w:t>
+            </w:r>
+          </w:p>
+        </w:tc>
+      </w:tr>
+      <w:tr>
+        <w:tc>
+          <w:tcPr>
+            <w:tcW w:type="dxa" w:w="1800"/>
+          </w:tcPr>
+          <w:p>
+            <w:r>
+              <w:rPr>
+                <w:rFonts w:ascii="Calibri" w:cs="Calibri" w:eastAsia="Calibri" w:hAnsi="Calibri"/>
+                <w:color w:val="14120F"/>
+                <w:sz w:val="18"/>
+                <w:szCs w:val="18"/>
+              </w:rPr>
+              <w:t xml:space="preserve">Jul 27</w:t>
+            </w:r>
+          </w:p>
+        </w:tc>
+        <w:tc>
+          <w:tcPr>
+            <w:tcW w:type="dxa" w:w="2400"/>
+          </w:tcPr>
+          <w:p>
+            <w:r>
+              <w:rPr>
+                <w:rFonts w:ascii="Calibri" w:cs="Calibri" w:eastAsia="Calibri" w:hAnsi="Calibri"/>
+                <w:color w:val="1BAF7A"/>
+                <w:sz w:val="18"/>
+                <w:szCs w:val="18"/>
+              </w:rPr>
+              <w:t xml:space="preserve">€2.126</w:t>
+            </w:r>
+          </w:p>
+        </w:tc>
+        <w:tc>
+          <w:tcPr>
+            <w:tcW w:type="dxa" w:w="2400"/>
+          </w:tcPr>
+          <w:p>
+            <w:r>
+              <w:rPr>
+                <w:rFonts w:ascii="Calibri" w:cs="Calibri" w:eastAsia="Calibri" w:hAnsi="Calibri"/>
+                <w:color w:val="14120F"/>
+                <w:sz w:val="18"/>
+                <w:szCs w:val="18"/>
+              </w:rPr>
+              <w:t xml:space="preserve">€2.136</w:t>
+            </w:r>
+          </w:p>
+        </w:tc>
+        <w:tc>
+          <w:tcPr>
+            <w:tcW w:type="dxa" w:w="2400"/>
+          </w:tcPr>
+          <w:p>
+            <w:r>
+              <w:rPr>
+                <w:rFonts w:ascii="Calibri" w:cs="Calibri" w:eastAsia="Calibri" w:hAnsi="Calibri"/>
+                <w:color w:val="14120F"/>
+                <w:sz w:val="18"/>
+                <w:szCs w:val="18"/>
+              </w:rPr>
+              <w:t xml:space="preserve">↓ -0.010 €/L</w:t>
+            </w:r>
+          </w:p>
+        </w:tc>
+      </w:tr>
+      <w:tr>
+        <w:tc>
+          <w:tcPr>
+            <w:tcW w:type="dxa" w:w="1800"/>
+          </w:tcPr>
+          <w:p>
+            <w:r>
+              <w:rPr>
+                <w:rFonts w:ascii="Calibri" w:cs="Calibri" w:eastAsia="Calibri" w:hAnsi="Calibri"/>
+                <w:color w:val="14120F"/>
+                <w:sz w:val="18"/>
+                <w:szCs w:val="18"/>
+              </w:rPr>
+              <w:t xml:space="preserve">Aug 3</w:t>
+            </w:r>
+          </w:p>
+        </w:tc>
+        <w:tc>
+          <w:tcPr>
+            <w:tcW w:type="dxa" w:w="2400"/>
+          </w:tcPr>
+          <w:p>
+            <w:r>
+              <w:rPr>
+                <w:rFonts w:ascii="Calibri" w:cs="Calibri" w:eastAsia="Calibri" w:hAnsi="Calibri"/>
+                <w:color w:val="1BAF7A"/>
+                <w:sz w:val="18"/>
+                <w:szCs w:val="18"/>
+              </w:rPr>
+              <w:t xml:space="preserve">€2.110</w:t>
+            </w:r>
+          </w:p>
+        </w:tc>
+        <w:tc>
+          <w:tcPr>
+            <w:tcW w:type="dxa" w:w="2400"/>
+          </w:tcPr>
+          <w:p>
+            <w:r>
+              <w:rPr>
+                <w:rFonts w:ascii="Calibri" w:cs="Calibri" w:eastAsia="Calibri" w:hAnsi="Calibri"/>
+                <w:color w:val="14120F"/>
+                <w:sz w:val="18"/>
+                <w:szCs w:val="18"/>
+              </w:rPr>
+              <w:t xml:space="preserve">€2.118</w:t>
+            </w:r>
+          </w:p>
+        </w:tc>
+        <w:tc>
+          <w:tcPr>
+            <w:tcW w:type="dxa" w:w="2400"/>
+          </w:tcPr>
+          <w:p>
+            <w:r>
+              <w:rPr>
+                <w:rFonts w:ascii="Calibri" w:cs="Calibri" w:eastAsia="Calibri" w:hAnsi="Calibri"/>
+                <w:color w:val="14120F"/>
+                <w:sz w:val="18"/>
+                <w:szCs w:val="18"/>
+              </w:rPr>
+              <w:t xml:space="preserve">↓ -0.008 €/L</w:t>
+            </w:r>
+          </w:p>
+        </w:tc>
+      </w:tr>
+      <w:tr>
+        <w:tc>
+          <w:tcPr>
+            <w:tcW w:type="dxa" w:w="1800"/>
+          </w:tcPr>
+          <w:p>
+            <w:r>
+              <w:rPr>
+                <w:rFonts w:ascii="Calibri" w:cs="Calibri" w:eastAsia="Calibri" w:hAnsi="Calibri"/>
+                <w:color w:val="14120F"/>
+                <w:sz w:val="18"/>
+                <w:szCs w:val="18"/>
+              </w:rPr>
+              <w:t xml:space="preserve">Aug 10</w:t>
+            </w:r>
+          </w:p>
+        </w:tc>
+        <w:tc>
+          <w:tcPr>
+            <w:tcW w:type="dxa" w:w="2400"/>
+          </w:tcPr>
+          <w:p>
+            <w:r>
+              <w:rPr>
+                <w:rFonts w:ascii="Calibri" w:cs="Calibri" w:eastAsia="Calibri" w:hAnsi="Calibri"/>
+                <w:color w:val="1BAF7A"/>
+                <w:sz w:val="18"/>
+                <w:szCs w:val="18"/>
+              </w:rPr>
+              <w:t xml:space="preserve">€2.106</w:t>
+            </w:r>
+          </w:p>
+        </w:tc>
+        <w:tc>
+          <w:tcPr>
+            <w:tcW w:type="dxa" w:w="2400"/>
+          </w:tcPr>
+          <w:p>
+            <w:r>
+              <w:rPr>
+                <w:rFonts w:ascii="Calibri" w:cs="Calibri" w:eastAsia="Calibri" w:hAnsi="Calibri"/>
+                <w:color w:val="14120F"/>
+                <w:sz w:val="18"/>
+                <w:szCs w:val="18"/>
+              </w:rPr>
+              <w:t xml:space="preserve">€2.113</w:t>
+            </w:r>
+          </w:p>
+        </w:tc>
+        <w:tc>
+          <w:tcPr>
+            <w:tcW w:type="dxa" w:w="2400"/>
+          </w:tcPr>
+          <w:p>
+            <w:r>
+              <w:rPr>
+                <w:rFonts w:ascii="Calibri" w:cs="Calibri" w:eastAsia="Calibri" w:hAnsi="Calibri"/>
+                <w:color w:val="14120F"/>
+                <w:sz w:val="18"/>
+                <w:szCs w:val="18"/>
+              </w:rPr>
+              <w:t xml:space="preserve">↓ -0.007 €/L</w:t>
+            </w:r>
+          </w:p>
+        </w:tc>
+      </w:tr>
+      <w:tr>
+        <w:tc>
+          <w:tcPr>
+            <w:tcW w:type="dxa" w:w="1800"/>
+          </w:tcPr>
+          <w:p>
+            <w:r>
+              <w:rPr>
+                <w:rFonts w:ascii="Calibri" w:cs="Calibri" w:eastAsia="Calibri" w:hAnsi="Calibri"/>
+                <w:color w:val="14120F"/>
+                <w:sz w:val="18"/>
+                <w:szCs w:val="18"/>
+              </w:rPr>
+              <w:t xml:space="preserve">Aug 17</w:t>
+            </w:r>
+          </w:p>
+        </w:tc>
+        <w:tc>
+          <w:tcPr>
+            <w:tcW w:type="dxa" w:w="2400"/>
+          </w:tcPr>
+          <w:p>
+            <w:r>
+              <w:rPr>
+                <w:rFonts w:ascii="Calibri" w:cs="Calibri" w:eastAsia="Calibri" w:hAnsi="Calibri"/>
+                <w:color w:val="1BAF7A"/>
+                <w:sz w:val="18"/>
+                <w:szCs w:val="18"/>
+              </w:rPr>
+              <w:t xml:space="preserve">€2.134</w:t>
+            </w:r>
+          </w:p>
+        </w:tc>
+        <w:tc>
+          <w:tcPr>
+            <w:tcW w:type="dxa" w:w="2400"/>
+          </w:tcPr>
+          <w:p>
+            <w:r>
+              <w:rPr>
+                <w:rFonts w:ascii="Calibri" w:cs="Calibri" w:eastAsia="Calibri" w:hAnsi="Calibri"/>
+                <w:color w:val="14120F"/>
+                <w:sz w:val="18"/>
+                <w:szCs w:val="18"/>
+              </w:rPr>
+              <w:t xml:space="preserve">€2.141</w:t>
+            </w:r>
+          </w:p>
+        </w:tc>
+        <w:tc>
+          <w:tcPr>
+            <w:tcW w:type="dxa" w:w="2400"/>
+          </w:tcPr>
+          <w:p>
+            <w:r>
+              <w:rPr>
+                <w:rFonts w:ascii="Calibri" w:cs="Calibri" w:eastAsia="Calibri" w:hAnsi="Calibri"/>
+                <w:color w:val="14120F"/>
+                <w:sz w:val="18"/>
+                <w:szCs w:val="18"/>
+              </w:rPr>
+              <w:t xml:space="preserve">↓ -0.007 €/L</w:t>
+            </w:r>
+          </w:p>
+        </w:tc>
+      </w:tr>
+      <w:tr>
+        <w:tc>
+          <w:tcPr>
+            <w:tcW w:type="dxa" w:w="1800"/>
+          </w:tcPr>
+          <w:p>
+            <w:r>
+              <w:rPr>
+                <w:rFonts w:ascii="Calibri" w:cs="Calibri" w:eastAsia="Calibri" w:hAnsi="Calibri"/>
+                <w:color w:val="14120F"/>
+                <w:sz w:val="18"/>
+                <w:szCs w:val="18"/>
+              </w:rPr>
+              <w:t xml:space="preserve">Aug 24</w:t>
+            </w:r>
+          </w:p>
+        </w:tc>
+        <w:tc>
+          <w:tcPr>
+            <w:tcW w:type="dxa" w:w="2400"/>
+          </w:tcPr>
+          <w:p>
+            <w:r>
+              <w:rPr>
+                <w:rFonts w:ascii="Calibri" w:cs="Calibri" w:eastAsia="Calibri" w:hAnsi="Calibri"/>
+                <w:color w:val="1BAF7A"/>
+                <w:sz w:val="18"/>
+                <w:szCs w:val="18"/>
+              </w:rPr>
+              <w:t xml:space="preserve">€2.154</w:t>
+            </w:r>
+          </w:p>
+        </w:tc>
+        <w:tc>
+          <w:tcPr>
+            <w:tcW w:type="dxa" w:w="2400"/>
+          </w:tcPr>
+          <w:p>
+            <w:r>
+              <w:rPr>
+                <w:rFonts w:ascii="Calibri" w:cs="Calibri" w:eastAsia="Calibri" w:hAnsi="Calibri"/>
+                <w:color w:val="14120F"/>
+                <w:sz w:val="18"/>
+                <w:szCs w:val="18"/>
+              </w:rPr>
+              <w:t xml:space="preserve">€2.162</w:t>
+            </w:r>
+          </w:p>
+        </w:tc>
+        <w:tc>
+          <w:tcPr>
+            <w:tcW w:type="dxa" w:w="2400"/>
+          </w:tcPr>
+          <w:p>
+            <w:r>
+              <w:rPr>
+                <w:rFonts w:ascii="Calibri" w:cs="Calibri" w:eastAsia="Calibri" w:hAnsi="Calibri"/>
+                <w:color w:val="14120F"/>
+                <w:sz w:val="18"/>
+                <w:szCs w:val="18"/>
+              </w:rPr>
+              <w:t xml:space="preserve">↓ -0.008 €/L</w:t>
+            </w:r>
+          </w:p>
+        </w:tc>
+      </w:tr>
+      <w:tr>
+        <w:tc>
+          <w:tcPr>
+            <w:tcW w:type="dxa" w:w="1800"/>
+          </w:tcPr>
+          <w:p>
+            <w:r>
+              <w:rPr>
+                <w:rFonts w:ascii="Calibri" w:cs="Calibri" w:eastAsia="Calibri" w:hAnsi="Calibri"/>
+                <w:color w:val="14120F"/>
+                <w:sz w:val="18"/>
+                <w:szCs w:val="18"/>
+              </w:rPr>
+              <w:t xml:space="preserve">Aug 31</w:t>
+            </w:r>
+          </w:p>
+        </w:tc>
+        <w:tc>
+          <w:tcPr>
+            <w:tcW w:type="dxa" w:w="2400"/>
+          </w:tcPr>
+          <w:p>
+            <w:r>
+              <w:rPr>
+                <w:rFonts w:ascii="Calibri" w:cs="Calibri" w:eastAsia="Calibri" w:hAnsi="Calibri"/>
+                <w:color w:val="1BAF7A"/>
+                <w:sz w:val="18"/>
+                <w:szCs w:val="18"/>
+              </w:rPr>
+              <w:t xml:space="preserve">€2.159</w:t>
+            </w:r>
+          </w:p>
+        </w:tc>
+        <w:tc>
+          <w:tcPr>
+            <w:tcW w:type="dxa" w:w="2400"/>
+          </w:tcPr>
+          <w:p>
+            <w:r>
+              <w:rPr>
+                <w:rFonts w:ascii="Calibri" w:cs="Calibri" w:eastAsia="Calibri" w:hAnsi="Calibri"/>
+                <w:color w:val="14120F"/>
+                <w:sz w:val="18"/>
+                <w:szCs w:val="18"/>
+              </w:rPr>
+              <w:t xml:space="preserve">€2.166</w:t>
+            </w:r>
+          </w:p>
+        </w:tc>
+        <w:tc>
+          <w:tcPr>
+            <w:tcW w:type="dxa" w:w="2400"/>
+          </w:tcPr>
+          <w:p>
+            <w:r>
+              <w:rPr>
+                <w:rFonts w:ascii="Calibri" w:cs="Calibri" w:eastAsia="Calibri" w:hAnsi="Calibri"/>
+                <w:color w:val="14120F"/>
+                <w:sz w:val="18"/>
+                <w:szCs w:val="18"/>
+              </w:rPr>
+              <w:t xml:space="preserve">↓ -0.006 €/L</w:t>
+            </w:r>
+          </w:p>
+        </w:tc>
+      </w:tr>
+      <w:tr>
+        <w:tc>
+          <w:tcPr>
+            <w:tcW w:type="dxa" w:w="1800"/>
+          </w:tcPr>
+          <w:p>
+            <w:r>
+              <w:rPr>
+                <w:rFonts w:ascii="Calibri" w:cs="Calibri" w:eastAsia="Calibri" w:hAnsi="Calibri"/>
+                <w:color w:val="14120F"/>
+                <w:sz w:val="18"/>
+                <w:szCs w:val="18"/>
+              </w:rPr>
+              <w:t xml:space="preserve">Sep 7</w:t>
+            </w:r>
+          </w:p>
+        </w:tc>
+        <w:tc>
+          <w:tcPr>
+            <w:tcW w:type="dxa" w:w="2400"/>
+          </w:tcPr>
+          <w:p>
+            <w:r>
+              <w:rPr>
+                <w:rFonts w:ascii="Calibri" w:cs="Calibri" w:eastAsia="Calibri" w:hAnsi="Calibri"/>
+                <w:color w:val="1BAF7A"/>
+                <w:sz w:val="18"/>
+                <w:szCs w:val="18"/>
+              </w:rPr>
+              <w:t xml:space="preserve">€2.202</w:t>
+            </w:r>
+          </w:p>
+        </w:tc>
+        <w:tc>
+          <w:tcPr>
+            <w:tcW w:type="dxa" w:w="2400"/>
+          </w:tcPr>
+          <w:p>
+            <w:r>
+              <w:rPr>
+                <w:rFonts w:ascii="Calibri" w:cs="Calibri" w:eastAsia="Calibri" w:hAnsi="Calibri"/>
+                <w:color w:val="14120F"/>
+                <w:sz w:val="18"/>
+                <w:szCs w:val="18"/>
+              </w:rPr>
+              <w:t xml:space="preserve">€2.207</w:t>
+            </w:r>
+          </w:p>
+        </w:tc>
+        <w:tc>
+          <w:tcPr>
+            <w:tcW w:type="dxa" w:w="2400"/>
+          </w:tcPr>
+          <w:p>
+            <w:r>
+              <w:rPr>
+                <w:rFonts w:ascii="Calibri" w:cs="Calibri" w:eastAsia="Calibri" w:hAnsi="Calibri"/>
+                <w:color w:val="14120F"/>
+                <w:sz w:val="18"/>
+                <w:szCs w:val="18"/>
+              </w:rPr>
+              <w:t xml:space="preserve">↓ -0.005 €/L</w:t>
+            </w:r>
+          </w:p>
+        </w:tc>
+      </w:tr>
+    </w:tbl>
+    <w:p>
+      <w:r>
+        <w:br w:type="page"/>
+      </w:r>
+    </w:p>
+    <w:p>
+      <w:pPr>
+        <w:spacing w:after="80"/>
+      </w:pPr>
+      <w:r>
+        <w:rPr>
+          <w:rFonts w:ascii="Calibri" w:cs="Calibri" w:eastAsia="Calibri" w:hAnsi="Calibri"/>
+          <w:b/>
+          <w:bCs/>
+          <w:color w:val="B9790A"/>
+          <w:sz w:val="18"/>
+          <w:szCs w:val="18"/>
+        </w:rPr>
+        <w:t xml:space="preserve">FUEL SPOTLIGHT · GPL (LPG)</w:t>
+      </w:r>
+    </w:p>
+    <w:p>
+      <w:pPr>
+        <w:spacing w:after="180" w:before="0"/>
+      </w:pPr>
+      <w:r>
+        <w:rPr>
+          <w:rFonts w:ascii="Cambria" w:cs="Cambria" w:eastAsia="Cambria" w:hAnsi="Cambria"/>
+          <w:b/>
+          <w:bCs/>
+          <w:color w:val="C98500"/>
+          <w:sz w:val="34"/>
+          <w:szCs w:val="34"/>
+        </w:rPr>
+        <w:t xml:space="preserve">GPL: the one fuel getting cheaper</w:t>
+      </w:r>
+    </w:p>
+    <w:tbl>
+      <w:tblPr>
+        <w:tblW w:type="dxa" w:w="9000"/>
+        <w:tblBorders>
+          <w:top w:val="none" w:color="FFFFFF" w:sz="0"/>
+          <w:left w:val="none" w:color="FFFFFF" w:sz="0"/>
+          <w:bottom w:val="none" w:color="FFFFFF" w:sz="0"/>
+          <w:right w:val="none" w:color="FFFFFF" w:sz="0"/>
+          <w:insideH w:val="none" w:color="FFFFFF" w:sz="0"/>
+          <w:insideV w:val="none" w:color="FFFFFF" w:sz="0"/>
+        </w:tblBorders>
+      </w:tblPr>
+      <w:tblGrid>
+        <w:gridCol w:w="2250"/>
+        <w:gridCol w:w="2250"/>
+        <w:gridCol w:w="2250"/>
+        <w:gridCol w:w="2250"/>
+      </w:tblGrid>
+      <w:tr>
+        <w:tc>
+          <w:tcPr>
+            <w:tcW w:type="dxa" w:w="2250"/>
+            <w:shd w:fill="F7EEDD" w:val="clear"/>
+            <w:tcMar>
+              <w:top w:type="dxa" w:w="160"/>
+              <w:left w:type="dxa" w:w="180"/>
+              <w:bottom w:type="dxa" w:w="160"/>
+              <w:right w:type="dxa" w:w="180"/>
+            </w:tcMar>
+            <w:vAlign w:val="top"/>
+          </w:tcPr>
+          <w:p>
+            <w:r>
+              <w:rPr>
+                <w:rFonts w:ascii="Calibri" w:cs="Calibri" w:eastAsia="Calibri" w:hAnsi="Calibri"/>
+                <w:b/>
+                <w:bCs/>
+                <w:color w:val="5B564C"/>
+                <w:sz w:val="15"/>
+                <w:szCs w:val="15"/>
+              </w:rPr>
+              <w:t xml:space="preserve">LATEST SELF-SERVICE</w:t>
+            </w:r>
+          </w:p>
+          <w:p>
+            <w:pPr>
+              <w:spacing w:before="60"/>
+            </w:pPr>
+            <w:r>
+              <w:rPr>
+                <w:rFonts w:ascii="Calibri" w:cs="Calibri" w:eastAsia="Calibri" w:hAnsi="Calibri"/>
+                <w:b/>
+                <w:bCs/>
+                <w:color w:val="14120F"/>
+                <w:sz w:val="28"/>
+                <w:szCs w:val="28"/>
+              </w:rPr>
+              <w:t xml:space="preserve">€0.702</w:t>
+            </w:r>
+          </w:p>
+          <w:p>
+            <w:pPr>
+              <w:spacing w:before="40"/>
+            </w:pPr>
+            <w:r>
+              <w:rPr>
+                <w:rFonts w:ascii="Calibri" w:cs="Calibri" w:eastAsia="Calibri" w:hAnsi="Calibri"/>
+                <w:color w:val="5B564C"/>
+                <w:sz w:val="17"/>
+                <w:szCs w:val="17"/>
+              </w:rPr>
+              <w:t xml:space="preserve">Sep 11</w:t>
+            </w:r>
+          </w:p>
+        </w:tc>
+        <w:tc>
+          <w:tcPr>
+            <w:tcW w:type="dxa" w:w="2250"/>
+            <w:shd w:fill="F7EEDD" w:val="clear"/>
+            <w:tcMar>
+              <w:top w:type="dxa" w:w="160"/>
+              <w:left w:type="dxa" w:w="180"/>
+              <w:bottom w:type="dxa" w:w="160"/>
+              <w:right w:type="dxa" w:w="180"/>
+            </w:tcMar>
+            <w:vAlign w:val="top"/>
+          </w:tcPr>
+          <w:p>
+            <w:r>
+              <w:rPr>
+                <w:rFonts w:ascii="Calibri" w:cs="Calibri" w:eastAsia="Calibri" w:hAnsi="Calibri"/>
+                <w:b/>
+                <w:bCs/>
+                <w:color w:val="5B564C"/>
+                <w:sz w:val="15"/>
+                <w:szCs w:val="15"/>
+              </w:rPr>
+              <w:t xml:space="preserve">VS. YESTERDAY</w:t>
+            </w:r>
+          </w:p>
+          <w:p>
+            <w:pPr>
+              <w:spacing w:before="60"/>
+            </w:pPr>
+            <w:r>
+              <w:rPr>
+                <w:rFonts w:ascii="Calibri" w:cs="Calibri" w:eastAsia="Calibri" w:hAnsi="Calibri"/>
+                <w:b/>
+                <w:bCs/>
+                <w:color w:val="14120F"/>
+                <w:sz w:val="28"/>
+                <w:szCs w:val="28"/>
+              </w:rPr>
+              <w:t xml:space="preserve">→ 0.000 €/L</w:t>
+            </w:r>
+          </w:p>
+          <w:p>
+            <w:pPr>
+              <w:spacing w:before="40"/>
+            </w:pPr>
+            <w:r>
+              <w:rPr>
+                <w:rFonts w:ascii="Calibri" w:cs="Calibri" w:eastAsia="Calibri" w:hAnsi="Calibri"/>
+                <w:color w:val="5B564C"/>
+                <w:sz w:val="17"/>
+                <w:szCs w:val="17"/>
+              </w:rPr>
+              <w:t xml:space="preserve">day-over-day</w:t>
+            </w:r>
+          </w:p>
+        </w:tc>
+        <w:tc>
+          <w:tcPr>
+            <w:tcW w:type="dxa" w:w="2250"/>
+            <w:shd w:fill="F7EEDD" w:val="clear"/>
+            <w:tcMar>
+              <w:top w:type="dxa" w:w="160"/>
+              <w:left w:type="dxa" w:w="180"/>
+              <w:bottom w:type="dxa" w:w="160"/>
+              <w:right w:type="dxa" w:w="180"/>
+            </w:tcMar>
+            <w:vAlign w:val="top"/>
+          </w:tcPr>
+          <w:p>
+            <w:r>
+              <w:rPr>
+                <w:rFonts w:ascii="Calibri" w:cs="Calibri" w:eastAsia="Calibri" w:hAnsi="Calibri"/>
+                <w:b/>
+                <w:bCs/>
+                <w:color w:val="5B564C"/>
+                <w:sz w:val="15"/>
+                <w:szCs w:val="15"/>
+              </w:rPr>
+              <w:t xml:space="preserve">SINCE JUL 20</w:t>
+            </w:r>
+          </w:p>
+          <w:p>
+            <w:pPr>
+              <w:spacing w:before="60"/>
+            </w:pPr>
+            <w:r>
+              <w:rPr>
+                <w:rFonts w:ascii="Calibri" w:cs="Calibri" w:eastAsia="Calibri" w:hAnsi="Calibri"/>
+                <w:b/>
+                <w:bCs/>
+                <w:color w:val="14120F"/>
+                <w:sz w:val="28"/>
+                <w:szCs w:val="28"/>
+              </w:rPr>
+              <w:t xml:space="preserve">-1.5%</w:t>
+            </w:r>
+          </w:p>
+          <w:p>
+            <w:pPr>
+              <w:spacing w:before="40"/>
+            </w:pPr>
+            <w:r>
+              <w:rPr>
+                <w:rFonts w:ascii="Calibri" w:cs="Calibri" w:eastAsia="Calibri" w:hAnsi="Calibri"/>
+                <w:color w:val="5B564C"/>
+                <w:sz w:val="17"/>
+                <w:szCs w:val="17"/>
+              </w:rPr>
+              <w:t xml:space="preserve">Piemonte, weekly avg</w:t>
+            </w:r>
+          </w:p>
+        </w:tc>
+        <w:tc>
+          <w:tcPr>
+            <w:tcW w:type="dxa" w:w="2250"/>
+            <w:shd w:fill="F7EEDD" w:val="clear"/>
+            <w:tcMar>
+              <w:top w:type="dxa" w:w="160"/>
+              <w:left w:type="dxa" w:w="180"/>
+              <w:bottom w:type="dxa" w:w="160"/>
+              <w:right w:type="dxa" w:w="180"/>
+            </w:tcMar>
+            <w:vAlign w:val="top"/>
+          </w:tcPr>
+          <w:p>
+            <w:r>
+              <w:rPr>
+                <w:rFonts w:ascii="Calibri" w:cs="Calibri" w:eastAsia="Calibri" w:hAnsi="Calibri"/>
+                <w:b/>
+                <w:bCs/>
+                <w:color w:val="5B564C"/>
+                <w:sz w:val="15"/>
+                <w:szCs w:val="15"/>
+              </w:rPr>
+              <w:t xml:space="preserve">ITALY, SAME SPAN</w:t>
+            </w:r>
+          </w:p>
+          <w:p>
+            <w:pPr>
+              <w:spacing w:before="60"/>
+            </w:pPr>
+            <w:r>
+              <w:rPr>
+                <w:rFonts w:ascii="Calibri" w:cs="Calibri" w:eastAsia="Calibri" w:hAnsi="Calibri"/>
+                <w:b/>
+                <w:bCs/>
+                <w:color w:val="14120F"/>
+                <w:sz w:val="28"/>
+                <w:szCs w:val="28"/>
+              </w:rPr>
+              <w:t xml:space="preserve">-0.5%</w:t>
+            </w:r>
+          </w:p>
+          <w:p>
+            <w:pPr>
+              <w:spacing w:before="40"/>
+            </w:pPr>
+            <w:r>
+              <w:rPr>
+                <w:rFonts w:ascii="Calibri" w:cs="Calibri" w:eastAsia="Calibri" w:hAnsi="Calibri"/>
+                <w:color w:val="5B564C"/>
+                <w:sz w:val="17"/>
+                <w:szCs w:val="17"/>
+              </w:rPr>
+              <w:t xml:space="preserve">national weekly avg</w:t>
+            </w:r>
+          </w:p>
+        </w:tc>
+      </w:tr>
+    </w:tbl>
+    <w:p>
+      <w:pPr>
+        <w:spacing w:after="200"/>
+      </w:pPr>
+      <w:r>
+        <w:rPr>
+          <w:rFonts w:ascii="Calibri" w:cs="Calibri" w:eastAsia="Calibri" w:hAnsi="Calibri"/>
+          <w:b w:val="false"/>
+          <w:bCs w:val="false"/>
+          <w:i w:val="false"/>
+          <w:iCs w:val="false"/>
+          <w:color w:val="14120F"/>
+          <w:sz w:val="22"/>
+          <w:szCs w:val="22"/>
+        </w:rPr>
+        <w:t xml:space="preserve"/>
+      </w:r>
+    </w:p>
+    <w:p>
+      <w:pPr>
+        <w:spacing w:after="200"/>
+      </w:pPr>
+      <w:r>
+        <w:rPr>
+          <w:rFonts w:ascii="Calibri" w:cs="Calibri" w:eastAsia="Calibri" w:hAnsi="Calibri"/>
+          <w:b w:val="false"/>
+          <w:bCs w:val="false"/>
+          <w:i w:val="false"/>
+          <w:iCs w:val="false"/>
+          <w:color w:val="14120F"/>
+          <w:sz w:val="22"/>
+          <w:szCs w:val="22"/>
+        </w:rPr>
+        <w:t xml:space="preserve">At €0.7018 self-service, Piemonte's GPL is essentially flat day-over-day (+€0.0003) but stands out for a very different reason: it's meaningfully cheaper than the national self-service average of €0.7556 — a gap of over 5 cents per litre that has held consistently across the whole tracking period.</w:t>
+      </w:r>
+    </w:p>
+    <w:p>
+      <w:pPr>
+        <w:spacing w:after="200"/>
+      </w:pPr>
+      <w:r>
+        <w:rPr>
+          <w:rFonts w:ascii="Calibri" w:cs="Calibri" w:eastAsia="Calibri" w:hAnsi="Calibri"/>
+          <w:b w:val="false"/>
+          <w:bCs w:val="false"/>
+          <w:i w:val="false"/>
+          <w:iCs w:val="false"/>
+          <w:color w:val="14120F"/>
+          <w:sz w:val="22"/>
+          <w:szCs w:val="22"/>
+        </w:rPr>
+        <w:t xml:space="preserve">Piemonte's GPL has actually declined 1.51% since the week of July 20, compared to a much smaller 0.51% national dip — making this region one of the few places in Italy where LPG buyers have genuinely caught a break this quarter, not just seen prices hold steady.</w:t>
+      </w:r>
+    </w:p>
+    <w:p>
+      <w:pPr>
+        <w:spacing w:after="120"/>
+      </w:pPr>
+      <w:r>
+        <w:rPr>
+          <w:rFonts w:ascii="Calibri" w:cs="Calibri" w:eastAsia="Calibri" w:hAnsi="Calibri"/>
+          <w:b/>
+          <w:bCs/>
+          <w:i w:val="false"/>
+          <w:iCs w:val="false"/>
+          <w:color w:val="5B564C"/>
+          <w:sz w:val="18"/>
+          <w:szCs w:val="18"/>
+        </w:rPr>
+        <w:t xml:space="preserve">Weekly self-service average, Piemonte vs. Italy</w:t>
+      </w:r>
+    </w:p>
+    <w:tbl>
+      <w:tblPr>
+        <w:tblW w:type="dxa" w:w="9000"/>
+        <w:tblBorders>
+          <w:top w:val="single" w:color="auto" w:sz="4"/>
+          <w:left w:val="single" w:color="auto" w:sz="4"/>
+          <w:bottom w:val="single" w:color="auto" w:sz="4"/>
+          <w:right w:val="single" w:color="auto" w:sz="4"/>
+          <w:insideH w:val="single" w:color="auto" w:sz="4"/>
+          <w:insideV w:val="single" w:color="auto" w:sz="4"/>
+        </w:tblBorders>
+      </w:tblPr>
+      <w:tblGrid>
+        <w:gridCol w:w="1800"/>
+        <w:gridCol w:w="2400"/>
+        <w:gridCol w:w="2400"/>
+        <w:gridCol w:w="2400"/>
+      </w:tblGrid>
+      <w:tr>
+        <w:tc>
+          <w:tcPr>
+            <w:tcW w:type="dxa" w:w="1800"/>
+            <w:shd w:fill="F0EDE6" w:val="clear"/>
+          </w:tcPr>
+          <w:p>
+            <w:r>
+              <w:rPr>
+                <w:rFonts w:ascii="Calibri" w:cs="Calibri" w:eastAsia="Calibri" w:hAnsi="Calibri"/>
+                <w:b/>
+                <w:bCs/>
+                <w:sz w:val="18"/>
+                <w:szCs w:val="18"/>
+              </w:rPr>
+              <w:t xml:space="preserve">Week of</w:t>
+            </w:r>
+          </w:p>
+        </w:tc>
+        <w:tc>
+          <w:tcPr>
+            <w:tcW w:type="dxa" w:w="2400"/>
+            <w:shd w:fill="F0EDE6" w:val="clear"/>
+          </w:tcPr>
+          <w:p>
+            <w:r>
+              <w:rPr>
+                <w:rFonts w:ascii="Calibri" w:cs="Calibri" w:eastAsia="Calibri" w:hAnsi="Calibri"/>
+                <w:b/>
+                <w:bCs/>
+                <w:sz w:val="18"/>
+                <w:szCs w:val="18"/>
+              </w:rPr>
+              <w:t xml:space="preserve">GPL — Region</w:t>
+            </w:r>
+          </w:p>
+        </w:tc>
+        <w:tc>
+          <w:tcPr>
+            <w:tcW w:type="dxa" w:w="2400"/>
+            <w:shd w:fill="F0EDE6" w:val="clear"/>
+          </w:tcPr>
+          <w:p>
+            <w:r>
+              <w:rPr>
+                <w:rFonts w:ascii="Calibri" w:cs="Calibri" w:eastAsia="Calibri" w:hAnsi="Calibri"/>
+                <w:b/>
+                <w:bCs/>
+                <w:sz w:val="18"/>
+                <w:szCs w:val="18"/>
+              </w:rPr>
+              <w:t xml:space="preserve">GPL — Italy</w:t>
+            </w:r>
+          </w:p>
+        </w:tc>
+        <w:tc>
+          <w:tcPr>
+            <w:tcW w:type="dxa" w:w="2400"/>
+            <w:shd w:fill="F0EDE6" w:val="clear"/>
+          </w:tcPr>
+          <w:p>
+            <w:r>
+              <w:rPr>
+                <w:rFonts w:ascii="Calibri" w:cs="Calibri" w:eastAsia="Calibri" w:hAnsi="Calibri"/>
+                <w:b/>
+                <w:bCs/>
+                <w:sz w:val="18"/>
+                <w:szCs w:val="18"/>
+              </w:rPr>
+              <w:t xml:space="preserve">Region vs. Italy</w:t>
+            </w:r>
+          </w:p>
+        </w:tc>
+      </w:tr>
+      <w:tr>
+        <w:tc>
+          <w:tcPr>
+            <w:tcW w:type="dxa" w:w="1800"/>
+          </w:tcPr>
+          <w:p>
+            <w:r>
+              <w:rPr>
+                <w:rFonts w:ascii="Calibri" w:cs="Calibri" w:eastAsia="Calibri" w:hAnsi="Calibri"/>
+                <w:color w:val="14120F"/>
+                <w:sz w:val="18"/>
+                <w:szCs w:val="18"/>
+              </w:rPr>
+              <w:t xml:space="preserve">Jul 20</w:t>
+            </w:r>
+          </w:p>
+        </w:tc>
+        <w:tc>
+          <w:tcPr>
+            <w:tcW w:type="dxa" w:w="2400"/>
+          </w:tcPr>
+          <w:p>
+            <w:r>
+              <w:rPr>
+                <w:rFonts w:ascii="Calibri" w:cs="Calibri" w:eastAsia="Calibri" w:hAnsi="Calibri"/>
+                <w:color w:val="C98500"/>
+                <w:sz w:val="18"/>
+                <w:szCs w:val="18"/>
+              </w:rPr>
+              <w:t xml:space="preserve">€0.713</w:t>
+            </w:r>
+          </w:p>
+        </w:tc>
+        <w:tc>
+          <w:tcPr>
+            <w:tcW w:type="dxa" w:w="2400"/>
+          </w:tcPr>
+          <w:p>
+            <w:r>
+              <w:rPr>
+                <w:rFonts w:ascii="Calibri" w:cs="Calibri" w:eastAsia="Calibri" w:hAnsi="Calibri"/>
+                <w:color w:val="14120F"/>
+                <w:sz w:val="18"/>
+                <w:szCs w:val="18"/>
+              </w:rPr>
+              <w:t xml:space="preserve">€0.759</w:t>
+            </w:r>
+          </w:p>
+        </w:tc>
+        <w:tc>
+          <w:tcPr>
+            <w:tcW w:type="dxa" w:w="2400"/>
+          </w:tcPr>
+          <w:p>
+            <w:r>
+              <w:rPr>
+                <w:rFonts w:ascii="Calibri" w:cs="Calibri" w:eastAsia="Calibri" w:hAnsi="Calibri"/>
+                <w:color w:val="14120F"/>
+                <w:sz w:val="18"/>
+                <w:szCs w:val="18"/>
+              </w:rPr>
+              <w:t xml:space="preserve">↓ -0.046 €/L</w:t>
+            </w:r>
+          </w:p>
+        </w:tc>
+      </w:tr>
+      <w:tr>
+        <w:tc>
+          <w:tcPr>
+            <w:tcW w:type="dxa" w:w="1800"/>
+          </w:tcPr>
+          <w:p>
+            <w:r>
+              <w:rPr>
+                <w:rFonts w:ascii="Calibri" w:cs="Calibri" w:eastAsia="Calibri" w:hAnsi="Calibri"/>
+                <w:color w:val="14120F"/>
+                <w:sz w:val="18"/>
+                <w:szCs w:val="18"/>
+              </w:rPr>
+              <w:t xml:space="preserve">Jul 27</w:t>
+            </w:r>
+          </w:p>
+        </w:tc>
+        <w:tc>
+          <w:tcPr>
+            <w:tcW w:type="dxa" w:w="2400"/>
+          </w:tcPr>
+          <w:p>
+            <w:r>
+              <w:rPr>
+                <w:rFonts w:ascii="Calibri" w:cs="Calibri" w:eastAsia="Calibri" w:hAnsi="Calibri"/>
+                <w:color w:val="C98500"/>
+                <w:sz w:val="18"/>
+                <w:szCs w:val="18"/>
+              </w:rPr>
+              <w:t xml:space="preserve">€0.712</w:t>
+            </w:r>
+          </w:p>
+        </w:tc>
+        <w:tc>
+          <w:tcPr>
+            <w:tcW w:type="dxa" w:w="2400"/>
+          </w:tcPr>
+          <w:p>
+            <w:r>
+              <w:rPr>
+                <w:rFonts w:ascii="Calibri" w:cs="Calibri" w:eastAsia="Calibri" w:hAnsi="Calibri"/>
+                <w:color w:val="14120F"/>
+                <w:sz w:val="18"/>
+                <w:szCs w:val="18"/>
+              </w:rPr>
+              <w:t xml:space="preserve">€0.757</w:t>
+            </w:r>
+          </w:p>
+        </w:tc>
+        <w:tc>
+          <w:tcPr>
+            <w:tcW w:type="dxa" w:w="2400"/>
+          </w:tcPr>
+          <w:p>
+            <w:r>
+              <w:rPr>
+                <w:rFonts w:ascii="Calibri" w:cs="Calibri" w:eastAsia="Calibri" w:hAnsi="Calibri"/>
+                <w:color w:val="14120F"/>
+                <w:sz w:val="18"/>
+                <w:szCs w:val="18"/>
+              </w:rPr>
+              <w:t xml:space="preserve">↓ -0.045 €/L</w:t>
+            </w:r>
+          </w:p>
+        </w:tc>
+      </w:tr>
+      <w:tr>
+        <w:tc>
+          <w:tcPr>
+            <w:tcW w:type="dxa" w:w="1800"/>
+          </w:tcPr>
+          <w:p>
+            <w:r>
+              <w:rPr>
+                <w:rFonts w:ascii="Calibri" w:cs="Calibri" w:eastAsia="Calibri" w:hAnsi="Calibri"/>
+                <w:color w:val="14120F"/>
+                <w:sz w:val="18"/>
+                <w:szCs w:val="18"/>
+              </w:rPr>
+              <w:t xml:space="preserve">Aug 3</w:t>
+            </w:r>
+          </w:p>
+        </w:tc>
+        <w:tc>
+          <w:tcPr>
+            <w:tcW w:type="dxa" w:w="2400"/>
+          </w:tcPr>
+          <w:p>
+            <w:r>
+              <w:rPr>
+                <w:rFonts w:ascii="Calibri" w:cs="Calibri" w:eastAsia="Calibri" w:hAnsi="Calibri"/>
+                <w:color w:val="C98500"/>
+                <w:sz w:val="18"/>
+                <w:szCs w:val="18"/>
+              </w:rPr>
+              <w:t xml:space="preserve">€0.711</w:t>
+            </w:r>
+          </w:p>
+        </w:tc>
+        <w:tc>
+          <w:tcPr>
+            <w:tcW w:type="dxa" w:w="2400"/>
+          </w:tcPr>
+          <w:p>
+            <w:r>
+              <w:rPr>
+                <w:rFonts w:ascii="Calibri" w:cs="Calibri" w:eastAsia="Calibri" w:hAnsi="Calibri"/>
+                <w:color w:val="14120F"/>
+                <w:sz w:val="18"/>
+                <w:szCs w:val="18"/>
+              </w:rPr>
+              <w:t xml:space="preserve">€0.756</w:t>
+            </w:r>
+          </w:p>
+        </w:tc>
+        <w:tc>
+          <w:tcPr>
+            <w:tcW w:type="dxa" w:w="2400"/>
+          </w:tcPr>
+          <w:p>
+            <w:r>
+              <w:rPr>
+                <w:rFonts w:ascii="Calibri" w:cs="Calibri" w:eastAsia="Calibri" w:hAnsi="Calibri"/>
+                <w:color w:val="14120F"/>
+                <w:sz w:val="18"/>
+                <w:szCs w:val="18"/>
+              </w:rPr>
+              <w:t xml:space="preserve">↓ -0.045 €/L</w:t>
+            </w:r>
+          </w:p>
+        </w:tc>
+      </w:tr>
+      <w:tr>
+        <w:tc>
+          <w:tcPr>
+            <w:tcW w:type="dxa" w:w="1800"/>
+          </w:tcPr>
+          <w:p>
+            <w:r>
+              <w:rPr>
+                <w:rFonts w:ascii="Calibri" w:cs="Calibri" w:eastAsia="Calibri" w:hAnsi="Calibri"/>
+                <w:color w:val="14120F"/>
+                <w:sz w:val="18"/>
+                <w:szCs w:val="18"/>
+              </w:rPr>
+              <w:t xml:space="preserve">Aug 10</w:t>
+            </w:r>
+          </w:p>
+        </w:tc>
+        <w:tc>
+          <w:tcPr>
+            <w:tcW w:type="dxa" w:w="2400"/>
+          </w:tcPr>
+          <w:p>
+            <w:r>
+              <w:rPr>
+                <w:rFonts w:ascii="Calibri" w:cs="Calibri" w:eastAsia="Calibri" w:hAnsi="Calibri"/>
+                <w:color w:val="C98500"/>
+                <w:sz w:val="18"/>
+                <w:szCs w:val="18"/>
+              </w:rPr>
+              <w:t xml:space="preserve">€0.708</w:t>
+            </w:r>
+          </w:p>
+        </w:tc>
+        <w:tc>
+          <w:tcPr>
+            <w:tcW w:type="dxa" w:w="2400"/>
+          </w:tcPr>
+          <w:p>
+            <w:r>
+              <w:rPr>
+                <w:rFonts w:ascii="Calibri" w:cs="Calibri" w:eastAsia="Calibri" w:hAnsi="Calibri"/>
+                <w:color w:val="14120F"/>
+                <w:sz w:val="18"/>
+                <w:szCs w:val="18"/>
+              </w:rPr>
+              <w:t xml:space="preserve">€0.757</w:t>
+            </w:r>
+          </w:p>
+        </w:tc>
+        <w:tc>
+          <w:tcPr>
+            <w:tcW w:type="dxa" w:w="2400"/>
+          </w:tcPr>
+          <w:p>
+            <w:r>
+              <w:rPr>
+                <w:rFonts w:ascii="Calibri" w:cs="Calibri" w:eastAsia="Calibri" w:hAnsi="Calibri"/>
+                <w:color w:val="14120F"/>
+                <w:sz w:val="18"/>
+                <w:szCs w:val="18"/>
+              </w:rPr>
+              <w:t xml:space="preserve">↓ -0.048 €/L</w:t>
+            </w:r>
+          </w:p>
+        </w:tc>
+      </w:tr>
+      <w:tr>
+        <w:tc>
+          <w:tcPr>
+            <w:tcW w:type="dxa" w:w="1800"/>
+          </w:tcPr>
+          <w:p>
+            <w:r>
+              <w:rPr>
+                <w:rFonts w:ascii="Calibri" w:cs="Calibri" w:eastAsia="Calibri" w:hAnsi="Calibri"/>
+                <w:color w:val="14120F"/>
+                <w:sz w:val="18"/>
+                <w:szCs w:val="18"/>
+              </w:rPr>
+              <w:t xml:space="preserve">Aug 17</w:t>
+            </w:r>
+          </w:p>
+        </w:tc>
+        <w:tc>
+          <w:tcPr>
+            <w:tcW w:type="dxa" w:w="2400"/>
+          </w:tcPr>
+          <w:p>
+            <w:r>
+              <w:rPr>
+                <w:rFonts w:ascii="Calibri" w:cs="Calibri" w:eastAsia="Calibri" w:hAnsi="Calibri"/>
+                <w:color w:val="C98500"/>
+                <w:sz w:val="18"/>
+                <w:szCs w:val="18"/>
+              </w:rPr>
+              <w:t xml:space="preserve">€0.705</w:t>
+            </w:r>
+          </w:p>
+        </w:tc>
+        <w:tc>
+          <w:tcPr>
+            <w:tcW w:type="dxa" w:w="2400"/>
+          </w:tcPr>
+          <w:p>
+            <w:r>
+              <w:rPr>
+                <w:rFonts w:ascii="Calibri" w:cs="Calibri" w:eastAsia="Calibri" w:hAnsi="Calibri"/>
+                <w:color w:val="14120F"/>
+                <w:sz w:val="18"/>
+                <w:szCs w:val="18"/>
+              </w:rPr>
+              <w:t xml:space="preserve">€0.755</w:t>
+            </w:r>
+          </w:p>
+        </w:tc>
+        <w:tc>
+          <w:tcPr>
+            <w:tcW w:type="dxa" w:w="2400"/>
+          </w:tcPr>
+          <w:p>
+            <w:r>
+              <w:rPr>
+                <w:rFonts w:ascii="Calibri" w:cs="Calibri" w:eastAsia="Calibri" w:hAnsi="Calibri"/>
+                <w:color w:val="14120F"/>
+                <w:sz w:val="18"/>
+                <w:szCs w:val="18"/>
+              </w:rPr>
+              <w:t xml:space="preserve">↓ -0.050 €/L</w:t>
+            </w:r>
+          </w:p>
+        </w:tc>
+      </w:tr>
+      <w:tr>
+        <w:tc>
+          <w:tcPr>
+            <w:tcW w:type="dxa" w:w="1800"/>
+          </w:tcPr>
+          <w:p>
+            <w:r>
+              <w:rPr>
+                <w:rFonts w:ascii="Calibri" w:cs="Calibri" w:eastAsia="Calibri" w:hAnsi="Calibri"/>
+                <w:color w:val="14120F"/>
+                <w:sz w:val="18"/>
+                <w:szCs w:val="18"/>
+              </w:rPr>
+              <w:t xml:space="preserve">Aug 24</w:t>
+            </w:r>
+          </w:p>
+        </w:tc>
+        <w:tc>
+          <w:tcPr>
+            <w:tcW w:type="dxa" w:w="2400"/>
+          </w:tcPr>
+          <w:p>
+            <w:r>
+              <w:rPr>
+                <w:rFonts w:ascii="Calibri" w:cs="Calibri" w:eastAsia="Calibri" w:hAnsi="Calibri"/>
+                <w:color w:val="C98500"/>
+                <w:sz w:val="18"/>
+                <w:szCs w:val="18"/>
+              </w:rPr>
+              <w:t xml:space="preserve">€0.704</w:t>
+            </w:r>
+          </w:p>
+        </w:tc>
+        <w:tc>
+          <w:tcPr>
+            <w:tcW w:type="dxa" w:w="2400"/>
+          </w:tcPr>
+          <w:p>
+            <w:r>
+              <w:rPr>
+                <w:rFonts w:ascii="Calibri" w:cs="Calibri" w:eastAsia="Calibri" w:hAnsi="Calibri"/>
+                <w:color w:val="14120F"/>
+                <w:sz w:val="18"/>
+                <w:szCs w:val="18"/>
+              </w:rPr>
+              <w:t xml:space="preserve">€0.755</w:t>
+            </w:r>
+          </w:p>
+        </w:tc>
+        <w:tc>
+          <w:tcPr>
+            <w:tcW w:type="dxa" w:w="2400"/>
+          </w:tcPr>
+          <w:p>
+            <w:r>
+              <w:rPr>
+                <w:rFonts w:ascii="Calibri" w:cs="Calibri" w:eastAsia="Calibri" w:hAnsi="Calibri"/>
+                <w:color w:val="14120F"/>
+                <w:sz w:val="18"/>
+                <w:szCs w:val="18"/>
+              </w:rPr>
+              <w:t xml:space="preserve">↓ -0.050 €/L</w:t>
+            </w:r>
+          </w:p>
+        </w:tc>
+      </w:tr>
+      <w:tr>
+        <w:tc>
+          <w:tcPr>
+            <w:tcW w:type="dxa" w:w="1800"/>
+          </w:tcPr>
+          <w:p>
+            <w:r>
+              <w:rPr>
+                <w:rFonts w:ascii="Calibri" w:cs="Calibri" w:eastAsia="Calibri" w:hAnsi="Calibri"/>
+                <w:color w:val="14120F"/>
+                <w:sz w:val="18"/>
+                <w:szCs w:val="18"/>
+              </w:rPr>
+              <w:t xml:space="preserve">Aug 31</w:t>
+            </w:r>
+          </w:p>
+        </w:tc>
+        <w:tc>
+          <w:tcPr>
+            <w:tcW w:type="dxa" w:w="2400"/>
+          </w:tcPr>
+          <w:p>
+            <w:r>
+              <w:rPr>
+                <w:rFonts w:ascii="Calibri" w:cs="Calibri" w:eastAsia="Calibri" w:hAnsi="Calibri"/>
+                <w:color w:val="C98500"/>
+                <w:sz w:val="18"/>
+                <w:szCs w:val="18"/>
+              </w:rPr>
+              <w:t xml:space="preserve">€0.705</w:t>
+            </w:r>
+          </w:p>
+        </w:tc>
+        <w:tc>
+          <w:tcPr>
+            <w:tcW w:type="dxa" w:w="2400"/>
+          </w:tcPr>
+          <w:p>
+            <w:r>
+              <w:rPr>
+                <w:rFonts w:ascii="Calibri" w:cs="Calibri" w:eastAsia="Calibri" w:hAnsi="Calibri"/>
+                <w:color w:val="14120F"/>
+                <w:sz w:val="18"/>
+                <w:szCs w:val="18"/>
+              </w:rPr>
+              <w:t xml:space="preserve">€0.754</w:t>
+            </w:r>
+          </w:p>
+        </w:tc>
+        <w:tc>
+          <w:tcPr>
+            <w:tcW w:type="dxa" w:w="2400"/>
+          </w:tcPr>
+          <w:p>
+            <w:r>
+              <w:rPr>
+                <w:rFonts w:ascii="Calibri" w:cs="Calibri" w:eastAsia="Calibri" w:hAnsi="Calibri"/>
+                <w:color w:val="14120F"/>
+                <w:sz w:val="18"/>
+                <w:szCs w:val="18"/>
+              </w:rPr>
+              <w:t xml:space="preserve">↓ -0.049 €/L</w:t>
+            </w:r>
+          </w:p>
+        </w:tc>
+      </w:tr>
+      <w:tr>
+        <w:tc>
+          <w:tcPr>
+            <w:tcW w:type="dxa" w:w="1800"/>
+          </w:tcPr>
+          <w:p>
+            <w:r>
+              <w:rPr>
+                <w:rFonts w:ascii="Calibri" w:cs="Calibri" w:eastAsia="Calibri" w:hAnsi="Calibri"/>
+                <w:color w:val="14120F"/>
+                <w:sz w:val="18"/>
+                <w:szCs w:val="18"/>
+              </w:rPr>
+              <w:t xml:space="preserve">Sep 7</w:t>
+            </w:r>
+          </w:p>
+        </w:tc>
+        <w:tc>
+          <w:tcPr>
+            <w:tcW w:type="dxa" w:w="2400"/>
+          </w:tcPr>
+          <w:p>
+            <w:r>
+              <w:rPr>
+                <w:rFonts w:ascii="Calibri" w:cs="Calibri" w:eastAsia="Calibri" w:hAnsi="Calibri"/>
+                <w:color w:val="C98500"/>
+                <w:sz w:val="18"/>
+                <w:szCs w:val="18"/>
+              </w:rPr>
+              <w:t xml:space="preserve">€0.702</w:t>
+            </w:r>
+          </w:p>
+        </w:tc>
+        <w:tc>
+          <w:tcPr>
+            <w:tcW w:type="dxa" w:w="2400"/>
+          </w:tcPr>
+          <w:p>
+            <w:r>
+              <w:rPr>
+                <w:rFonts w:ascii="Calibri" w:cs="Calibri" w:eastAsia="Calibri" w:hAnsi="Calibri"/>
+                <w:color w:val="14120F"/>
+                <w:sz w:val="18"/>
+                <w:szCs w:val="18"/>
+              </w:rPr>
+              <w:t xml:space="preserve">€0.755</w:t>
+            </w:r>
+          </w:p>
+        </w:tc>
+        <w:tc>
+          <w:tcPr>
+            <w:tcW w:type="dxa" w:w="2400"/>
+          </w:tcPr>
+          <w:p>
+            <w:r>
+              <w:rPr>
+                <w:rFonts w:ascii="Calibri" w:cs="Calibri" w:eastAsia="Calibri" w:hAnsi="Calibri"/>
+                <w:color w:val="14120F"/>
+                <w:sz w:val="18"/>
+                <w:szCs w:val="18"/>
+              </w:rPr>
+              <w:t xml:space="preserve">↓ -0.053 €/L</w:t>
+            </w:r>
+          </w:p>
+        </w:tc>
+      </w:tr>
+    </w:tbl>
+    <w:p>
+      <w:r>
+        <w:br w:type="page"/>
+      </w:r>
+    </w:p>
+    <w:p>
+      <w:pPr>
+        <w:spacing w:after="80"/>
+      </w:pPr>
+      <w:r>
+        <w:rPr>
+          <w:rFonts w:ascii="Calibri" w:cs="Calibri" w:eastAsia="Calibri" w:hAnsi="Calibri"/>
+          <w:b/>
+          <w:bCs/>
+          <w:color w:val="B9790A"/>
+          <w:sz w:val="18"/>
+          <w:szCs w:val="18"/>
+        </w:rPr>
+        <w:t xml:space="preserve">FUEL SPOTLIGHT · METANO (CNG)</w:t>
+      </w:r>
+    </w:p>
+    <w:p>
+      <w:pPr>
+        <w:spacing w:after="180" w:before="0"/>
+      </w:pPr>
+      <w:r>
+        <w:rPr>
+          <w:rFonts w:ascii="Cambria" w:cs="Cambria" w:eastAsia="Cambria" w:hAnsi="Cambria"/>
+          <w:b/>
+          <w:bCs/>
+          <w:color w:val="1F9C1F"/>
+          <w:sz w:val="34"/>
+          <w:szCs w:val="34"/>
+        </w:rPr>
+        <w:t xml:space="preserve">Metano: the fastest mover of the quarter</w:t>
+      </w:r>
+    </w:p>
+    <w:tbl>
+      <w:tblPr>
+        <w:tblW w:type="dxa" w:w="9000"/>
+        <w:tblBorders>
+          <w:top w:val="none" w:color="FFFFFF" w:sz="0"/>
+          <w:left w:val="none" w:color="FFFFFF" w:sz="0"/>
+          <w:bottom w:val="none" w:color="FFFFFF" w:sz="0"/>
+          <w:right w:val="none" w:color="FFFFFF" w:sz="0"/>
+          <w:insideH w:val="none" w:color="FFFFFF" w:sz="0"/>
+          <w:insideV w:val="none" w:color="FFFFFF" w:sz="0"/>
+        </w:tblBorders>
+      </w:tblPr>
+      <w:tblGrid>
+        <w:gridCol w:w="2250"/>
+        <w:gridCol w:w="2250"/>
+        <w:gridCol w:w="2250"/>
+        <w:gridCol w:w="2250"/>
+      </w:tblGrid>
+      <w:tr>
+        <w:tc>
+          <w:tcPr>
+            <w:tcW w:type="dxa" w:w="2250"/>
+            <w:shd w:fill="F7EEDD" w:val="clear"/>
+            <w:tcMar>
+              <w:top w:type="dxa" w:w="160"/>
+              <w:left w:type="dxa" w:w="180"/>
+              <w:bottom w:type="dxa" w:w="160"/>
+              <w:right w:type="dxa" w:w="180"/>
+            </w:tcMar>
+            <w:vAlign w:val="top"/>
+          </w:tcPr>
+          <w:p>
+            <w:r>
+              <w:rPr>
+                <w:rFonts w:ascii="Calibri" w:cs="Calibri" w:eastAsia="Calibri" w:hAnsi="Calibri"/>
+                <w:b/>
+                <w:bCs/>
+                <w:color w:val="5B564C"/>
+                <w:sz w:val="15"/>
+                <w:szCs w:val="15"/>
+              </w:rPr>
+              <w:t xml:space="preserve">LATEST SELF-SERVICE</w:t>
+            </w:r>
+          </w:p>
+          <w:p>
+            <w:pPr>
+              <w:spacing w:before="60"/>
+            </w:pPr>
+            <w:r>
+              <w:rPr>
+                <w:rFonts w:ascii="Calibri" w:cs="Calibri" w:eastAsia="Calibri" w:hAnsi="Calibri"/>
+                <w:b/>
+                <w:bCs/>
+                <w:color w:val="14120F"/>
+                <w:sz w:val="28"/>
+                <w:szCs w:val="28"/>
+              </w:rPr>
+              <w:t xml:space="preserve">€1.700</w:t>
+            </w:r>
+          </w:p>
+          <w:p>
+            <w:pPr>
+              <w:spacing w:before="40"/>
+            </w:pPr>
+            <w:r>
+              <w:rPr>
+                <w:rFonts w:ascii="Calibri" w:cs="Calibri" w:eastAsia="Calibri" w:hAnsi="Calibri"/>
+                <w:color w:val="5B564C"/>
+                <w:sz w:val="17"/>
+                <w:szCs w:val="17"/>
+              </w:rPr>
+              <w:t xml:space="preserve">Sep 11</w:t>
+            </w:r>
+          </w:p>
+        </w:tc>
+        <w:tc>
+          <w:tcPr>
+            <w:tcW w:type="dxa" w:w="2250"/>
+            <w:shd w:fill="F7EEDD" w:val="clear"/>
+            <w:tcMar>
+              <w:top w:type="dxa" w:w="160"/>
+              <w:left w:type="dxa" w:w="180"/>
+              <w:bottom w:type="dxa" w:w="160"/>
+              <w:right w:type="dxa" w:w="180"/>
+            </w:tcMar>
+            <w:vAlign w:val="top"/>
+          </w:tcPr>
+          <w:p>
+            <w:r>
+              <w:rPr>
+                <w:rFonts w:ascii="Calibri" w:cs="Calibri" w:eastAsia="Calibri" w:hAnsi="Calibri"/>
+                <w:b/>
+                <w:bCs/>
+                <w:color w:val="5B564C"/>
+                <w:sz w:val="15"/>
+                <w:szCs w:val="15"/>
+              </w:rPr>
+              <w:t xml:space="preserve">VS. YESTERDAY</w:t>
+            </w:r>
+          </w:p>
+          <w:p>
+            <w:pPr>
+              <w:spacing w:before="60"/>
+            </w:pPr>
+            <w:r>
+              <w:rPr>
+                <w:rFonts w:ascii="Calibri" w:cs="Calibri" w:eastAsia="Calibri" w:hAnsi="Calibri"/>
+                <w:b/>
+                <w:bCs/>
+                <w:color w:val="14120F"/>
+                <w:sz w:val="28"/>
+                <w:szCs w:val="28"/>
+              </w:rPr>
+              <w:t xml:space="preserve">→ 0.000 €/L</w:t>
+            </w:r>
+          </w:p>
+          <w:p>
+            <w:pPr>
+              <w:spacing w:before="40"/>
+            </w:pPr>
+            <w:r>
+              <w:rPr>
+                <w:rFonts w:ascii="Calibri" w:cs="Calibri" w:eastAsia="Calibri" w:hAnsi="Calibri"/>
+                <w:color w:val="5B564C"/>
+                <w:sz w:val="17"/>
+                <w:szCs w:val="17"/>
+              </w:rPr>
+              <w:t xml:space="preserve">day-over-day</w:t>
+            </w:r>
+          </w:p>
+        </w:tc>
+        <w:tc>
+          <w:tcPr>
+            <w:tcW w:type="dxa" w:w="2250"/>
+            <w:shd w:fill="F7EEDD" w:val="clear"/>
+            <w:tcMar>
+              <w:top w:type="dxa" w:w="160"/>
+              <w:left w:type="dxa" w:w="180"/>
+              <w:bottom w:type="dxa" w:w="160"/>
+              <w:right w:type="dxa" w:w="180"/>
+            </w:tcMar>
+            <w:vAlign w:val="top"/>
+          </w:tcPr>
+          <w:p>
+            <w:r>
+              <w:rPr>
+                <w:rFonts w:ascii="Calibri" w:cs="Calibri" w:eastAsia="Calibri" w:hAnsi="Calibri"/>
+                <w:b/>
+                <w:bCs/>
+                <w:color w:val="5B564C"/>
+                <w:sz w:val="15"/>
+                <w:szCs w:val="15"/>
+              </w:rPr>
+              <w:t xml:space="preserve">SINCE JUL 20</w:t>
+            </w:r>
+          </w:p>
+          <w:p>
+            <w:pPr>
+              <w:spacing w:before="60"/>
+            </w:pPr>
+            <w:r>
+              <w:rPr>
+                <w:rFonts w:ascii="Calibri" w:cs="Calibri" w:eastAsia="Calibri" w:hAnsi="Calibri"/>
+                <w:b/>
+                <w:bCs/>
+                <w:color w:val="14120F"/>
+                <w:sz w:val="28"/>
+                <w:szCs w:val="28"/>
+              </w:rPr>
+              <w:t xml:space="preserve">+14.9%</w:t>
+            </w:r>
+          </w:p>
+          <w:p>
+            <w:pPr>
+              <w:spacing w:before="40"/>
+            </w:pPr>
+            <w:r>
+              <w:rPr>
+                <w:rFonts w:ascii="Calibri" w:cs="Calibri" w:eastAsia="Calibri" w:hAnsi="Calibri"/>
+                <w:color w:val="5B564C"/>
+                <w:sz w:val="17"/>
+                <w:szCs w:val="17"/>
+              </w:rPr>
+              <w:t xml:space="preserve">Piemonte, weekly avg</w:t>
+            </w:r>
+          </w:p>
+        </w:tc>
+        <w:tc>
+          <w:tcPr>
+            <w:tcW w:type="dxa" w:w="2250"/>
+            <w:shd w:fill="F7EEDD" w:val="clear"/>
+            <w:tcMar>
+              <w:top w:type="dxa" w:w="160"/>
+              <w:left w:type="dxa" w:w="180"/>
+              <w:bottom w:type="dxa" w:w="160"/>
+              <w:right w:type="dxa" w:w="180"/>
+            </w:tcMar>
+            <w:vAlign w:val="top"/>
+          </w:tcPr>
+          <w:p>
+            <w:r>
+              <w:rPr>
+                <w:rFonts w:ascii="Calibri" w:cs="Calibri" w:eastAsia="Calibri" w:hAnsi="Calibri"/>
+                <w:b/>
+                <w:bCs/>
+                <w:color w:val="5B564C"/>
+                <w:sz w:val="15"/>
+                <w:szCs w:val="15"/>
+              </w:rPr>
+              <w:t xml:space="preserve">ITALY, SAME SPAN</w:t>
+            </w:r>
+          </w:p>
+          <w:p>
+            <w:pPr>
+              <w:spacing w:before="60"/>
+            </w:pPr>
+            <w:r>
+              <w:rPr>
+                <w:rFonts w:ascii="Calibri" w:cs="Calibri" w:eastAsia="Calibri" w:hAnsi="Calibri"/>
+                <w:b/>
+                <w:bCs/>
+                <w:color w:val="14120F"/>
+                <w:sz w:val="28"/>
+                <w:szCs w:val="28"/>
+              </w:rPr>
+              <w:t xml:space="preserve">+12.8%</w:t>
+            </w:r>
+          </w:p>
+          <w:p>
+            <w:pPr>
+              <w:spacing w:before="40"/>
+            </w:pPr>
+            <w:r>
+              <w:rPr>
+                <w:rFonts w:ascii="Calibri" w:cs="Calibri" w:eastAsia="Calibri" w:hAnsi="Calibri"/>
+                <w:color w:val="5B564C"/>
+                <w:sz w:val="17"/>
+                <w:szCs w:val="17"/>
+              </w:rPr>
+              <w:t xml:space="preserve">national weekly avg</w:t>
+            </w:r>
+          </w:p>
+        </w:tc>
+      </w:tr>
+    </w:tbl>
+    <w:p>
+      <w:pPr>
+        <w:spacing w:after="200"/>
+      </w:pPr>
+      <w:r>
+        <w:rPr>
+          <w:rFonts w:ascii="Calibri" w:cs="Calibri" w:eastAsia="Calibri" w:hAnsi="Calibri"/>
+          <w:b w:val="false"/>
+          <w:bCs w:val="false"/>
+          <w:i w:val="false"/>
+          <w:iCs w:val="false"/>
+          <w:color w:val="14120F"/>
+          <w:sz w:val="22"/>
+          <w:szCs w:val="22"/>
+        </w:rPr>
+        <w:t xml:space="preserve"/>
+      </w:r>
+    </w:p>
+    <w:p>
+      <w:pPr>
+        <w:spacing w:after="200"/>
+      </w:pPr>
+      <w:r>
+        <w:rPr>
+          <w:rFonts w:ascii="Calibri" w:cs="Calibri" w:eastAsia="Calibri" w:hAnsi="Calibri"/>
+          <w:b w:val="false"/>
+          <w:bCs w:val="false"/>
+          <w:i w:val="false"/>
+          <w:iCs w:val="false"/>
+          <w:color w:val="14120F"/>
+          <w:sz w:val="22"/>
+          <w:szCs w:val="22"/>
+        </w:rPr>
+        <w:t xml:space="preserve">Metano is unchanged day-over-day at €1.7001 self-service — but that single-day calm masks the biggest move of any fuel tracked in this report. Over the eight weeks since July 20, Piemonte's Metano price has climbed 14.95%, from €1.4651 to €1.6841, outpacing even the national increase of 12.77% over the same span.</w:t>
+      </w:r>
+    </w:p>
+    <w:p>
+      <w:pPr>
+        <w:spacing w:after="200"/>
+      </w:pPr>
+      <w:r>
+        <w:rPr>
+          <w:rFonts w:ascii="Calibri" w:cs="Calibri" w:eastAsia="Calibri" w:hAnsi="Calibri"/>
+          <w:b w:val="false"/>
+          <w:bCs w:val="false"/>
+          <w:i w:val="false"/>
+          <w:iCs w:val="false"/>
+          <w:color w:val="14120F"/>
+          <w:sz w:val="22"/>
+          <w:szCs w:val="22"/>
+        </w:rPr>
+        <w:t xml:space="preserve">That gap matters: it means CNG buyers in Piemonte have seen a steeper cost increase than the average Italian driver, even though Metano is usually marketed as the budget alternative to Benzina and Gasolio. It's exactly the kind of regional divergence that a single national headline price would hide entirely.</w:t>
+      </w:r>
+    </w:p>
+    <w:p>
+      <w:pPr>
+        <w:spacing w:after="120"/>
+      </w:pPr>
+      <w:r>
+        <w:rPr>
+          <w:rFonts w:ascii="Calibri" w:cs="Calibri" w:eastAsia="Calibri" w:hAnsi="Calibri"/>
+          <w:b/>
+          <w:bCs/>
+          <w:i w:val="false"/>
+          <w:iCs w:val="false"/>
+          <w:color w:val="5B564C"/>
+          <w:sz w:val="18"/>
+          <w:szCs w:val="18"/>
+        </w:rPr>
+        <w:t xml:space="preserve">Weekly self-service average, Piemonte vs. Italy</w:t>
+      </w:r>
+    </w:p>
+    <w:tbl>
+      <w:tblPr>
+        <w:tblW w:type="dxa" w:w="9000"/>
+        <w:tblBorders>
+          <w:top w:val="single" w:color="auto" w:sz="4"/>
+          <w:left w:val="single" w:color="auto" w:sz="4"/>
+          <w:bottom w:val="single" w:color="auto" w:sz="4"/>
+          <w:right w:val="single" w:color="auto" w:sz="4"/>
+          <w:insideH w:val="single" w:color="auto" w:sz="4"/>
+          <w:insideV w:val="single" w:color="auto" w:sz="4"/>
+        </w:tblBorders>
+      </w:tblPr>
+      <w:tblGrid>
+        <w:gridCol w:w="1800"/>
+        <w:gridCol w:w="2400"/>
+        <w:gridCol w:w="2400"/>
+        <w:gridCol w:w="2400"/>
+      </w:tblGrid>
+      <w:tr>
+        <w:tc>
+          <w:tcPr>
+            <w:tcW w:type="dxa" w:w="1800"/>
+            <w:shd w:fill="F0EDE6" w:val="clear"/>
+          </w:tcPr>
+          <w:p>
+            <w:r>
+              <w:rPr>
+                <w:rFonts w:ascii="Calibri" w:cs="Calibri" w:eastAsia="Calibri" w:hAnsi="Calibri"/>
+                <w:b/>
+                <w:bCs/>
+                <w:sz w:val="18"/>
+                <w:szCs w:val="18"/>
+              </w:rPr>
+              <w:t xml:space="preserve">Week of</w:t>
+            </w:r>
+          </w:p>
+        </w:tc>
+        <w:tc>
+          <w:tcPr>
+            <w:tcW w:type="dxa" w:w="2400"/>
+            <w:shd w:fill="F0EDE6" w:val="clear"/>
+          </w:tcPr>
+          <w:p>
+            <w:r>
+              <w:rPr>
+                <w:rFonts w:ascii="Calibri" w:cs="Calibri" w:eastAsia="Calibri" w:hAnsi="Calibri"/>
+                <w:b/>
+                <w:bCs/>
+                <w:sz w:val="18"/>
+                <w:szCs w:val="18"/>
+              </w:rPr>
+              <w:t xml:space="preserve">Metano — Region</w:t>
+            </w:r>
+          </w:p>
+        </w:tc>
+        <w:tc>
+          <w:tcPr>
+            <w:tcW w:type="dxa" w:w="2400"/>
+            <w:shd w:fill="F0EDE6" w:val="clear"/>
+          </w:tcPr>
+          <w:p>
+            <w:r>
+              <w:rPr>
+                <w:rFonts w:ascii="Calibri" w:cs="Calibri" w:eastAsia="Calibri" w:hAnsi="Calibri"/>
+                <w:b/>
+                <w:bCs/>
+                <w:sz w:val="18"/>
+                <w:szCs w:val="18"/>
+              </w:rPr>
+              <w:t xml:space="preserve">Metano — Italy</w:t>
+            </w:r>
+          </w:p>
+        </w:tc>
+        <w:tc>
+          <w:tcPr>
+            <w:tcW w:type="dxa" w:w="2400"/>
+            <w:shd w:fill="F0EDE6" w:val="clear"/>
+          </w:tcPr>
+          <w:p>
+            <w:r>
+              <w:rPr>
+                <w:rFonts w:ascii="Calibri" w:cs="Calibri" w:eastAsia="Calibri" w:hAnsi="Calibri"/>
+                <w:b/>
+                <w:bCs/>
+                <w:sz w:val="18"/>
+                <w:szCs w:val="18"/>
+              </w:rPr>
+              <w:t xml:space="preserve">Region vs. Italy</w:t>
+            </w:r>
+          </w:p>
+        </w:tc>
+      </w:tr>
+      <w:tr>
+        <w:tc>
+          <w:tcPr>
+            <w:tcW w:type="dxa" w:w="1800"/>
+          </w:tcPr>
+          <w:p>
+            <w:r>
+              <w:rPr>
+                <w:rFonts w:ascii="Calibri" w:cs="Calibri" w:eastAsia="Calibri" w:hAnsi="Calibri"/>
+                <w:color w:val="14120F"/>
+                <w:sz w:val="18"/>
+                <w:szCs w:val="18"/>
+              </w:rPr>
+              <w:t xml:space="preserve">Jul 20</w:t>
+            </w:r>
+          </w:p>
+        </w:tc>
+        <w:tc>
+          <w:tcPr>
+            <w:tcW w:type="dxa" w:w="2400"/>
+          </w:tcPr>
+          <w:p>
+            <w:r>
+              <w:rPr>
+                <w:rFonts w:ascii="Calibri" w:cs="Calibri" w:eastAsia="Calibri" w:hAnsi="Calibri"/>
+                <w:color w:val="1F9C1F"/>
+                <w:sz w:val="18"/>
+                <w:szCs w:val="18"/>
+              </w:rPr>
+              <w:t xml:space="preserve">€1.465</w:t>
+            </w:r>
+          </w:p>
+        </w:tc>
+        <w:tc>
+          <w:tcPr>
+            <w:tcW w:type="dxa" w:w="2400"/>
+          </w:tcPr>
+          <w:p>
+            <w:r>
+              <w:rPr>
+                <w:rFonts w:ascii="Calibri" w:cs="Calibri" w:eastAsia="Calibri" w:hAnsi="Calibri"/>
+                <w:color w:val="14120F"/>
+                <w:sz w:val="18"/>
+                <w:szCs w:val="18"/>
+              </w:rPr>
+              <w:t xml:space="preserve">€1.500</w:t>
+            </w:r>
+          </w:p>
+        </w:tc>
+        <w:tc>
+          <w:tcPr>
+            <w:tcW w:type="dxa" w:w="2400"/>
+          </w:tcPr>
+          <w:p>
+            <w:r>
+              <w:rPr>
+                <w:rFonts w:ascii="Calibri" w:cs="Calibri" w:eastAsia="Calibri" w:hAnsi="Calibri"/>
+                <w:color w:val="14120F"/>
+                <w:sz w:val="18"/>
+                <w:szCs w:val="18"/>
+              </w:rPr>
+              <w:t xml:space="preserve">↓ -0.035 €/L</w:t>
+            </w:r>
+          </w:p>
+        </w:tc>
+      </w:tr>
+      <w:tr>
+        <w:tc>
+          <w:tcPr>
+            <w:tcW w:type="dxa" w:w="1800"/>
+          </w:tcPr>
+          <w:p>
+            <w:r>
+              <w:rPr>
+                <w:rFonts w:ascii="Calibri" w:cs="Calibri" w:eastAsia="Calibri" w:hAnsi="Calibri"/>
+                <w:color w:val="14120F"/>
+                <w:sz w:val="18"/>
+                <w:szCs w:val="18"/>
+              </w:rPr>
+              <w:t xml:space="preserve">Jul 27</w:t>
+            </w:r>
+          </w:p>
+        </w:tc>
+        <w:tc>
+          <w:tcPr>
+            <w:tcW w:type="dxa" w:w="2400"/>
+          </w:tcPr>
+          <w:p>
+            <w:r>
+              <w:rPr>
+                <w:rFonts w:ascii="Calibri" w:cs="Calibri" w:eastAsia="Calibri" w:hAnsi="Calibri"/>
+                <w:color w:val="1F9C1F"/>
+                <w:sz w:val="18"/>
+                <w:szCs w:val="18"/>
+              </w:rPr>
+              <w:t xml:space="preserve">€1.482</w:t>
+            </w:r>
+          </w:p>
+        </w:tc>
+        <w:tc>
+          <w:tcPr>
+            <w:tcW w:type="dxa" w:w="2400"/>
+          </w:tcPr>
+          <w:p>
+            <w:r>
+              <w:rPr>
+                <w:rFonts w:ascii="Calibri" w:cs="Calibri" w:eastAsia="Calibri" w:hAnsi="Calibri"/>
+                <w:color w:val="14120F"/>
+                <w:sz w:val="18"/>
+                <w:szCs w:val="18"/>
+              </w:rPr>
+              <w:t xml:space="preserve">€1.518</w:t>
+            </w:r>
+          </w:p>
+        </w:tc>
+        <w:tc>
+          <w:tcPr>
+            <w:tcW w:type="dxa" w:w="2400"/>
+          </w:tcPr>
+          <w:p>
+            <w:r>
+              <w:rPr>
+                <w:rFonts w:ascii="Calibri" w:cs="Calibri" w:eastAsia="Calibri" w:hAnsi="Calibri"/>
+                <w:color w:val="14120F"/>
+                <w:sz w:val="18"/>
+                <w:szCs w:val="18"/>
+              </w:rPr>
+              <w:t xml:space="preserve">↓ -0.036 €/L</w:t>
+            </w:r>
+          </w:p>
+        </w:tc>
+      </w:tr>
+      <w:tr>
+        <w:tc>
+          <w:tcPr>
+            <w:tcW w:type="dxa" w:w="1800"/>
+          </w:tcPr>
+          <w:p>
+            <w:r>
+              <w:rPr>
+                <w:rFonts w:ascii="Calibri" w:cs="Calibri" w:eastAsia="Calibri" w:hAnsi="Calibri"/>
+                <w:color w:val="14120F"/>
+                <w:sz w:val="18"/>
+                <w:szCs w:val="18"/>
+              </w:rPr>
+              <w:t xml:space="preserve">Aug 3</w:t>
+            </w:r>
+          </w:p>
+        </w:tc>
+        <w:tc>
+          <w:tcPr>
+            <w:tcW w:type="dxa" w:w="2400"/>
+          </w:tcPr>
+          <w:p>
+            <w:r>
+              <w:rPr>
+                <w:rFonts w:ascii="Calibri" w:cs="Calibri" w:eastAsia="Calibri" w:hAnsi="Calibri"/>
+                <w:color w:val="1F9C1F"/>
+                <w:sz w:val="18"/>
+                <w:szCs w:val="18"/>
+              </w:rPr>
+              <w:t xml:space="preserve">€1.539</w:t>
+            </w:r>
+          </w:p>
+        </w:tc>
+        <w:tc>
+          <w:tcPr>
+            <w:tcW w:type="dxa" w:w="2400"/>
+          </w:tcPr>
+          <w:p>
+            <w:r>
+              <w:rPr>
+                <w:rFonts w:ascii="Calibri" w:cs="Calibri" w:eastAsia="Calibri" w:hAnsi="Calibri"/>
+                <w:color w:val="14120F"/>
+                <w:sz w:val="18"/>
+                <w:szCs w:val="18"/>
+              </w:rPr>
+              <w:t xml:space="preserve">€1.551</w:t>
+            </w:r>
+          </w:p>
+        </w:tc>
+        <w:tc>
+          <w:tcPr>
+            <w:tcW w:type="dxa" w:w="2400"/>
+          </w:tcPr>
+          <w:p>
+            <w:r>
+              <w:rPr>
+                <w:rFonts w:ascii="Calibri" w:cs="Calibri" w:eastAsia="Calibri" w:hAnsi="Calibri"/>
+                <w:color w:val="14120F"/>
+                <w:sz w:val="18"/>
+                <w:szCs w:val="18"/>
+              </w:rPr>
+              <w:t xml:space="preserve">↓ -0.012 €/L</w:t>
+            </w:r>
+          </w:p>
+        </w:tc>
+      </w:tr>
+      <w:tr>
+        <w:tc>
+          <w:tcPr>
+            <w:tcW w:type="dxa" w:w="1800"/>
+          </w:tcPr>
+          <w:p>
+            <w:r>
+              <w:rPr>
+                <w:rFonts w:ascii="Calibri" w:cs="Calibri" w:eastAsia="Calibri" w:hAnsi="Calibri"/>
+                <w:color w:val="14120F"/>
+                <w:sz w:val="18"/>
+                <w:szCs w:val="18"/>
+              </w:rPr>
+              <w:t xml:space="preserve">Aug 10</w:t>
+            </w:r>
+          </w:p>
+        </w:tc>
+        <w:tc>
+          <w:tcPr>
+            <w:tcW w:type="dxa" w:w="2400"/>
+          </w:tcPr>
+          <w:p>
+            <w:r>
+              <w:rPr>
+                <w:rFonts w:ascii="Calibri" w:cs="Calibri" w:eastAsia="Calibri" w:hAnsi="Calibri"/>
+                <w:color w:val="1F9C1F"/>
+                <w:sz w:val="18"/>
+                <w:szCs w:val="18"/>
+              </w:rPr>
+              <w:t xml:space="preserve">€1.550</w:t>
+            </w:r>
+          </w:p>
+        </w:tc>
+        <w:tc>
+          <w:tcPr>
+            <w:tcW w:type="dxa" w:w="2400"/>
+          </w:tcPr>
+          <w:p>
+            <w:r>
+              <w:rPr>
+                <w:rFonts w:ascii="Calibri" w:cs="Calibri" w:eastAsia="Calibri" w:hAnsi="Calibri"/>
+                <w:color w:val="14120F"/>
+                <w:sz w:val="18"/>
+                <w:szCs w:val="18"/>
+              </w:rPr>
+              <w:t xml:space="preserve">€1.570</w:t>
+            </w:r>
+          </w:p>
+        </w:tc>
+        <w:tc>
+          <w:tcPr>
+            <w:tcW w:type="dxa" w:w="2400"/>
+          </w:tcPr>
+          <w:p>
+            <w:r>
+              <w:rPr>
+                <w:rFonts w:ascii="Calibri" w:cs="Calibri" w:eastAsia="Calibri" w:hAnsi="Calibri"/>
+                <w:color w:val="14120F"/>
+                <w:sz w:val="18"/>
+                <w:szCs w:val="18"/>
+              </w:rPr>
+              <w:t xml:space="preserve">↓ -0.021 €/L</w:t>
+            </w:r>
+          </w:p>
+        </w:tc>
+      </w:tr>
+      <w:tr>
+        <w:tc>
+          <w:tcPr>
+            <w:tcW w:type="dxa" w:w="1800"/>
+          </w:tcPr>
+          <w:p>
+            <w:r>
+              <w:rPr>
+                <w:rFonts w:ascii="Calibri" w:cs="Calibri" w:eastAsia="Calibri" w:hAnsi="Calibri"/>
+                <w:color w:val="14120F"/>
+                <w:sz w:val="18"/>
+                <w:szCs w:val="18"/>
+              </w:rPr>
+              <w:t xml:space="preserve">Aug 17</w:t>
+            </w:r>
+          </w:p>
+        </w:tc>
+        <w:tc>
+          <w:tcPr>
+            <w:tcW w:type="dxa" w:w="2400"/>
+          </w:tcPr>
+          <w:p>
+            <w:r>
+              <w:rPr>
+                <w:rFonts w:ascii="Calibri" w:cs="Calibri" w:eastAsia="Calibri" w:hAnsi="Calibri"/>
+                <w:color w:val="1F9C1F"/>
+                <w:sz w:val="18"/>
+                <w:szCs w:val="18"/>
+              </w:rPr>
+              <w:t xml:space="preserve">€1.561</w:t>
+            </w:r>
+          </w:p>
+        </w:tc>
+        <w:tc>
+          <w:tcPr>
+            <w:tcW w:type="dxa" w:w="2400"/>
+          </w:tcPr>
+          <w:p>
+            <w:r>
+              <w:rPr>
+                <w:rFonts w:ascii="Calibri" w:cs="Calibri" w:eastAsia="Calibri" w:hAnsi="Calibri"/>
+                <w:color w:val="14120F"/>
+                <w:sz w:val="18"/>
+                <w:szCs w:val="18"/>
+              </w:rPr>
+              <w:t xml:space="preserve">€1.581</w:t>
+            </w:r>
+          </w:p>
+        </w:tc>
+        <w:tc>
+          <w:tcPr>
+            <w:tcW w:type="dxa" w:w="2400"/>
+          </w:tcPr>
+          <w:p>
+            <w:r>
+              <w:rPr>
+                <w:rFonts w:ascii="Calibri" w:cs="Calibri" w:eastAsia="Calibri" w:hAnsi="Calibri"/>
+                <w:color w:val="14120F"/>
+                <w:sz w:val="18"/>
+                <w:szCs w:val="18"/>
+              </w:rPr>
+              <w:t xml:space="preserve">↓ -0.020 €/L</w:t>
+            </w:r>
+          </w:p>
+        </w:tc>
+      </w:tr>
+      <w:tr>
+        <w:tc>
+          <w:tcPr>
+            <w:tcW w:type="dxa" w:w="1800"/>
+          </w:tcPr>
+          <w:p>
+            <w:r>
+              <w:rPr>
+                <w:rFonts w:ascii="Calibri" w:cs="Calibri" w:eastAsia="Calibri" w:hAnsi="Calibri"/>
+                <w:color w:val="14120F"/>
+                <w:sz w:val="18"/>
+                <w:szCs w:val="18"/>
+              </w:rPr>
+              <w:t xml:space="preserve">Aug 24</w:t>
+            </w:r>
+          </w:p>
+        </w:tc>
+        <w:tc>
+          <w:tcPr>
+            <w:tcW w:type="dxa" w:w="2400"/>
+          </w:tcPr>
+          <w:p>
+            <w:r>
+              <w:rPr>
+                <w:rFonts w:ascii="Calibri" w:cs="Calibri" w:eastAsia="Calibri" w:hAnsi="Calibri"/>
+                <w:color w:val="1F9C1F"/>
+                <w:sz w:val="18"/>
+                <w:szCs w:val="18"/>
+              </w:rPr>
+              <w:t xml:space="preserve">€1.568</w:t>
+            </w:r>
+          </w:p>
+        </w:tc>
+        <w:tc>
+          <w:tcPr>
+            <w:tcW w:type="dxa" w:w="2400"/>
+          </w:tcPr>
+          <w:p>
+            <w:r>
+              <w:rPr>
+                <w:rFonts w:ascii="Calibri" w:cs="Calibri" w:eastAsia="Calibri" w:hAnsi="Calibri"/>
+                <w:color w:val="14120F"/>
+                <w:sz w:val="18"/>
+                <w:szCs w:val="18"/>
+              </w:rPr>
+              <w:t xml:space="preserve">€1.589</w:t>
+            </w:r>
+          </w:p>
+        </w:tc>
+        <w:tc>
+          <w:tcPr>
+            <w:tcW w:type="dxa" w:w="2400"/>
+          </w:tcPr>
+          <w:p>
+            <w:r>
+              <w:rPr>
+                <w:rFonts w:ascii="Calibri" w:cs="Calibri" w:eastAsia="Calibri" w:hAnsi="Calibri"/>
+                <w:color w:val="14120F"/>
+                <w:sz w:val="18"/>
+                <w:szCs w:val="18"/>
+              </w:rPr>
+              <w:t xml:space="preserve">↓ -0.021 €/L</w:t>
+            </w:r>
+          </w:p>
+        </w:tc>
+      </w:tr>
+      <w:tr>
+        <w:tc>
+          <w:tcPr>
+            <w:tcW w:type="dxa" w:w="1800"/>
+          </w:tcPr>
+          <w:p>
+            <w:r>
+              <w:rPr>
+                <w:rFonts w:ascii="Calibri" w:cs="Calibri" w:eastAsia="Calibri" w:hAnsi="Calibri"/>
+                <w:color w:val="14120F"/>
+                <w:sz w:val="18"/>
+                <w:szCs w:val="18"/>
+              </w:rPr>
+              <w:t xml:space="preserve">Aug 31</w:t>
+            </w:r>
+          </w:p>
+        </w:tc>
+        <w:tc>
+          <w:tcPr>
+            <w:tcW w:type="dxa" w:w="2400"/>
+          </w:tcPr>
+          <w:p>
+            <w:r>
+              <w:rPr>
+                <w:rFonts w:ascii="Calibri" w:cs="Calibri" w:eastAsia="Calibri" w:hAnsi="Calibri"/>
+                <w:color w:val="1F9C1F"/>
+                <w:sz w:val="18"/>
+                <w:szCs w:val="18"/>
+              </w:rPr>
+              <w:t xml:space="preserve">€1.606</w:t>
+            </w:r>
+          </w:p>
+        </w:tc>
+        <w:tc>
+          <w:tcPr>
+            <w:tcW w:type="dxa" w:w="2400"/>
+          </w:tcPr>
+          <w:p>
+            <w:r>
+              <w:rPr>
+                <w:rFonts w:ascii="Calibri" w:cs="Calibri" w:eastAsia="Calibri" w:hAnsi="Calibri"/>
+                <w:color w:val="14120F"/>
+                <w:sz w:val="18"/>
+                <w:szCs w:val="18"/>
+              </w:rPr>
+              <w:t xml:space="preserve">€1.616</w:t>
+            </w:r>
+          </w:p>
+        </w:tc>
+        <w:tc>
+          <w:tcPr>
+            <w:tcW w:type="dxa" w:w="2400"/>
+          </w:tcPr>
+          <w:p>
+            <w:r>
+              <w:rPr>
+                <w:rFonts w:ascii="Calibri" w:cs="Calibri" w:eastAsia="Calibri" w:hAnsi="Calibri"/>
+                <w:color w:val="14120F"/>
+                <w:sz w:val="18"/>
+                <w:szCs w:val="18"/>
+              </w:rPr>
+              <w:t xml:space="preserve">↓ -0.009 €/L</w:t>
+            </w:r>
+          </w:p>
+        </w:tc>
+      </w:tr>
+      <w:tr>
+        <w:tc>
+          <w:tcPr>
+            <w:tcW w:type="dxa" w:w="1800"/>
+          </w:tcPr>
+          <w:p>
+            <w:r>
+              <w:rPr>
+                <w:rFonts w:ascii="Calibri" w:cs="Calibri" w:eastAsia="Calibri" w:hAnsi="Calibri"/>
+                <w:color w:val="14120F"/>
+                <w:sz w:val="18"/>
+                <w:szCs w:val="18"/>
+              </w:rPr>
+              <w:t xml:space="preserve">Sep 7</w:t>
+            </w:r>
+          </w:p>
+        </w:tc>
+        <w:tc>
+          <w:tcPr>
+            <w:tcW w:type="dxa" w:w="2400"/>
+          </w:tcPr>
+          <w:p>
+            <w:r>
+              <w:rPr>
+                <w:rFonts w:ascii="Calibri" w:cs="Calibri" w:eastAsia="Calibri" w:hAnsi="Calibri"/>
+                <w:color w:val="1F9C1F"/>
+                <w:sz w:val="18"/>
+                <w:szCs w:val="18"/>
+              </w:rPr>
+              <w:t xml:space="preserve">€1.684</w:t>
+            </w:r>
+          </w:p>
+        </w:tc>
+        <w:tc>
+          <w:tcPr>
+            <w:tcW w:type="dxa" w:w="2400"/>
+          </w:tcPr>
+          <w:p>
+            <w:r>
+              <w:rPr>
+                <w:rFonts w:ascii="Calibri" w:cs="Calibri" w:eastAsia="Calibri" w:hAnsi="Calibri"/>
+                <w:color w:val="14120F"/>
+                <w:sz w:val="18"/>
+                <w:szCs w:val="18"/>
+              </w:rPr>
+              <w:t xml:space="preserve">€1.691</w:t>
+            </w:r>
+          </w:p>
+        </w:tc>
+        <w:tc>
+          <w:tcPr>
+            <w:tcW w:type="dxa" w:w="2400"/>
+          </w:tcPr>
+          <w:p>
+            <w:r>
+              <w:rPr>
+                <w:rFonts w:ascii="Calibri" w:cs="Calibri" w:eastAsia="Calibri" w:hAnsi="Calibri"/>
+                <w:color w:val="14120F"/>
+                <w:sz w:val="18"/>
+                <w:szCs w:val="18"/>
+              </w:rPr>
+              <w:t xml:space="preserve">↓ -0.007 €/L</w:t>
+            </w:r>
+          </w:p>
+        </w:tc>
+      </w:tr>
+    </w:tbl>
+    <w:p>
+      <w:r>
+        <w:br w:type="page"/>
+      </w:r>
+    </w:p>
+    <w:p>
+      <w:pPr>
+        <w:spacing w:after="80"/>
+      </w:pPr>
+      <w:r>
+        <w:rPr>
+          <w:rFonts w:ascii="Calibri" w:cs="Calibri" w:eastAsia="Calibri" w:hAnsi="Calibri"/>
+          <w:b/>
+          <w:bCs/>
+          <w:color w:val="B9790A"/>
+          <w:sz w:val="18"/>
+          <w:szCs w:val="18"/>
+        </w:rPr>
+        <w:t xml:space="preserve">STATION NETWORK</w:t>
+      </w:r>
+    </w:p>
+    <w:p>
+      <w:pPr>
+        <w:spacing w:after="180" w:before="0"/>
       </w:pPr>
       <w:r>
         <w:rPr>
@@ -802,10 +4356,10 @@
           <w:b/>
           <w:bCs/>
           <w:color w:val="14120F"/>
-          <w:sz w:val="30"/>
-          <w:szCs w:val="30"/>
-        </w:rPr>
-        <w:t xml:space="preserve">See the full trend — daily, weekly, monthly</w:t>
+          <w:sz w:val="34"/>
+          <w:szCs w:val="34"/>
+        </w:rPr>
+        <w:t xml:space="preserve">A stable, well-reporting network</w:t>
       </w:r>
     </w:p>
     <w:p>
@@ -815,22 +4369,174 @@
       <w:r>
         <w:rPr>
           <w:rFonts w:ascii="Calibri" w:cs="Calibri" w:eastAsia="Calibri" w:hAnsi="Calibri"/>
+          <w:b w:val="false"/>
+          <w:bCs w:val="false"/>
+          <w:i w:val="false"/>
+          <w:iCs w:val="false"/>
           <w:color w:val="14120F"/>
           <w:sz w:val="22"/>
           <w:szCs w:val="22"/>
         </w:rPr>
-        <w:t xml:space="preserve">Fuel Dashboard tracks Italy's pump prices nationally and down to any Regione, Provincia, Comune or Gestore, with live counts of registered vs. actively reporting stations — free to browse in English, Italiano, Français, Русский or 中文.</w:t>
-      </w:r>
-    </w:p>
-    <w:p>
-      <w:pPr>
-        <w:spacing w:after="320"/>
+        <w:t xml:space="preserve">Piemonte's station network held essentially flat this week: 1,849 registered stations as of September 11, down marginally from 1,850 the day before — the kind of small, ordinary churn (a station closing, one dropping off the registry) that's normal in a network this size.</w:t>
+      </w:r>
+    </w:p>
+    <w:p>
+      <w:pPr>
+        <w:spacing w:after="200"/>
+      </w:pPr>
+      <w:r>
+        <w:rPr>
+          <w:rFonts w:ascii="Calibri" w:cs="Calibri" w:eastAsia="Calibri" w:hAnsi="Calibri"/>
+          <w:b w:val="false"/>
+          <w:bCs w:val="false"/>
+          <w:i w:val="false"/>
+          <w:iCs w:val="false"/>
+          <w:color w:val="14120F"/>
+          <w:sz w:val="22"/>
+          <w:szCs w:val="22"/>
+        </w:rPr>
+        <w:t xml:space="preserve">1,679 of those stations — about 91% — actively reported a price today, consistent with the reporting rate seen across the region's recent history. A high, stable reporting rate is itself useful information: it means the price averages in this report reflect the overwhelming majority of the region's actual pumps, not a thin or unrepresentative slice of them.</w:t>
+      </w:r>
+    </w:p>
+    <w:p>
+      <w:r>
+        <w:br w:type="page"/>
+      </w:r>
+    </w:p>
+    <w:p>
+      <w:pPr>
+        <w:spacing w:after="80"/>
       </w:pPr>
       <w:r>
         <w:rPr>
           <w:rFonts w:ascii="Calibri" w:cs="Calibri" w:eastAsia="Calibri" w:hAnsi="Calibri"/>
           <w:b/>
           <w:bCs/>
+          <w:color w:val="B9790A"/>
+          <w:sz w:val="18"/>
+          <w:szCs w:val="18"/>
+        </w:rPr>
+        <w:t xml:space="preserve">HOW THIS REPORT IS BUILT</w:t>
+      </w:r>
+    </w:p>
+    <w:p>
+      <w:pPr>
+        <w:spacing w:after="180" w:before="0"/>
+      </w:pPr>
+      <w:r>
+        <w:rPr>
+          <w:rFonts w:ascii="Cambria" w:cs="Cambria" w:eastAsia="Cambria" w:hAnsi="Cambria"/>
+          <w:b/>
+          <w:bCs/>
+          <w:color w:val="14120F"/>
+          <w:sz w:val="34"/>
+          <w:szCs w:val="34"/>
+        </w:rPr>
+        <w:t xml:space="preserve">Built to update itself, not to be updated by hand</w:t>
+      </w:r>
+    </w:p>
+    <w:p>
+      <w:pPr>
+        <w:spacing w:after="200"/>
+      </w:pPr>
+      <w:r>
+        <w:rPr>
+          <w:rFonts w:ascii="Calibri" w:cs="Calibri" w:eastAsia="Calibri" w:hAnsi="Calibri"/>
+          <w:b w:val="false"/>
+          <w:bCs w:val="false"/>
+          <w:i w:val="false"/>
+          <w:iCs w:val="false"/>
+          <w:color w:val="14120F"/>
+          <w:sz w:val="22"/>
+          <w:szCs w:val="22"/>
+        </w:rPr>
+        <w:t xml:space="preserve">Every figure in this report — the daily prices, the eight-week trend for four separate fuels, the station counts, the region-vs-national comparisons — comes from a pipeline that runs automatically, once a day, with no manual data entry. It pulls Italy's official MIMIT fuel-price feed, joins it against the national station registry, recomputes national and regional (and provincial, comune-level, and gestore-level) averages, and rotates to a new region for this exact kind of deep-dive report.</w:t>
+      </w:r>
+    </w:p>
+    <w:p>
+      <w:pPr>
+        <w:spacing w:after="200"/>
+      </w:pPr>
+      <w:r>
+        <w:rPr>
+          <w:rFonts w:ascii="Calibri" w:cs="Calibri" w:eastAsia="Calibri" w:hAnsi="Calibri"/>
+          <w:b w:val="false"/>
+          <w:bCs w:val="false"/>
+          <w:i w:val="false"/>
+          <w:iCs w:val="false"/>
+          <w:color w:val="14120F"/>
+          <w:sz w:val="22"/>
+          <w:szCs w:val="22"/>
+        </w:rPr>
+        <w:t xml:space="preserve">That's a meaningfully different way of working than the spreadsheet most fuel-price tracking still runs on: one person downloading a CSV, pasting it into Excel, and manually refreshing a chart — a process that works until the person forgets, or the file format changes, or nobody has time that week. This entire report, including the analysis you just read, was generated by Claude Code as part of that same daily, unattended pipeline.</w:t>
+      </w:r>
+    </w:p>
+    <w:p>
+      <w:r>
+        <w:br w:type="page"/>
+      </w:r>
+    </w:p>
+    <w:p>
+      <w:pPr>
+        <w:spacing w:after="80"/>
+      </w:pPr>
+      <w:r>
+        <w:rPr>
+          <w:rFonts w:ascii="Calibri" w:cs="Calibri" w:eastAsia="Calibri" w:hAnsi="Calibri"/>
+          <w:b/>
+          <w:bCs/>
+          <w:color w:val="B9790A"/>
+          <w:sz w:val="18"/>
+          <w:szCs w:val="18"/>
+        </w:rPr>
+        <w:t xml:space="preserve">VISIT THE DASHBOARD</w:t>
+      </w:r>
+    </w:p>
+    <w:p>
+      <w:pPr>
+        <w:spacing w:after="180" w:before="0"/>
+      </w:pPr>
+      <w:r>
+        <w:rPr>
+          <w:rFonts w:ascii="Cambria" w:cs="Cambria" w:eastAsia="Cambria" w:hAnsi="Cambria"/>
+          <w:b/>
+          <w:bCs/>
+          <w:color w:val="14120F"/>
+          <w:sz w:val="34"/>
+          <w:szCs w:val="34"/>
+        </w:rPr>
+        <w:t xml:space="preserve">See every region, not just Piemonte</w:t>
+      </w:r>
+    </w:p>
+    <w:p>
+      <w:pPr>
+        <w:spacing w:after="200"/>
+      </w:pPr>
+      <w:r>
+        <w:rPr>
+          <w:rFonts w:ascii="Calibri" w:cs="Calibri" w:eastAsia="Calibri" w:hAnsi="Calibri"/>
+          <w:b w:val="false"/>
+          <w:bCs w:val="false"/>
+          <w:i w:val="false"/>
+          <w:iCs w:val="false"/>
+          <w:color w:val="14120F"/>
+          <w:sz w:val="22"/>
+          <w:szCs w:val="22"/>
+        </w:rPr>
+        <w:t xml:space="preserve">This is one region on one day. Fuel Dashboard tracks all 20 Italian regions, every province, comune and gestore, refreshed daily, viewable by day, week or month, in English, Italiano, Français, Русский and 中文 — with live counts of how many stations are registered and how many are actually reporting prices right now.</w:t>
+      </w:r>
+    </w:p>
+    <w:p>
+      <w:pPr>
+        <w:spacing w:after="320"/>
+      </w:pPr>
+      <w:r>
+        <w:rPr>
+          <w:rFonts w:ascii="Calibri" w:cs="Calibri" w:eastAsia="Calibri" w:hAnsi="Calibri"/>
+          <w:b/>
+          <w:bCs/>
+          <w:i w:val="false"/>
+          <w:iCs w:val="false"/>
           <w:color w:val="B9790A"/>
           <w:sz w:val="24"/>
           <w:szCs w:val="24"/>
@@ -858,9 +4564,16 @@
       </w:r>
     </w:p>
     <w:p>
+      <w:pPr>
+        <w:spacing w:after="0"/>
+      </w:pPr>
       <w:r>
         <w:rPr>
           <w:rFonts w:ascii="Calibri" w:cs="Calibri" w:eastAsia="Calibri" w:hAnsi="Calibri"/>
+          <w:b w:val="false"/>
+          <w:bCs w:val="false"/>
+          <w:i w:val="false"/>
+          <w:iCs w:val="false"/>
           <w:color w:val="5B564C"/>
           <w:sz w:val="18"/>
           <w:szCs w:val="18"/>
